--- a/TS-Kramam/TS-4.3/TS 4.3 Tamil Krama Paatam Corrections.docx
+++ b/TS-Kramam/TS-4.3/TS 4.3 Tamil Krama Paatam Corrections.docx
@@ -1,6 +1,6 @@
 
 <file path=word/document.xml><?xml version="1.0" encoding="utf-8"?>
-<w:document xmlns:wpc="http://schemas.microsoft.com/office/word/2010/wordprocessingCanvas" xmlns:cx="http://schemas.microsoft.com/office/drawing/2014/chartex" xmlns:cx1="http://schemas.microsoft.com/office/drawing/2015/9/8/chartex" xmlns:cx2="http://schemas.microsoft.com/office/drawing/2015/10/21/chartex" xmlns:cx3="http://schemas.microsoft.com/office/drawing/2016/5/9/chartex" xmlns:cx4="http://schemas.microsoft.com/office/drawing/2016/5/10/chartex" xmlns:cx5="http://schemas.microsoft.com/office/drawing/2016/5/11/chartex" xmlns:cx6="http://schemas.microsoft.com/office/drawing/2016/5/12/chartex" xmlns:cx7="http://schemas.microsoft.com/office/drawing/2016/5/13/chartex" xmlns:cx8="http://schemas.microsoft.com/office/drawing/2016/5/14/chartex" xmlns:mc="http://schemas.openxmlformats.org/markup-compatibility/2006" xmlns:aink="http://schemas.microsoft.com/office/drawing/2016/ink" xmlns:am3d="http://schemas.microsoft.com/office/drawing/2017/model3d" xmlns:o="urn:schemas-microsoft-com:office:office" xmlns:oel="http://schemas.microsoft.com/office/2019/extlst" xmlns:r="http://schemas.openxmlformats.org/officeDocument/2006/relationships" xmlns:m="http://schemas.openxmlformats.org/officeDocument/2006/math" xmlns:v="urn:schemas-microsoft-com:vml" xmlns:wp14="http://schemas.microsoft.com/office/word/2010/wordprocessingDrawing" xmlns:wp="http://schemas.openxmlformats.org/drawingml/2006/wordprocessingDrawing" xmlns:w10="urn:schemas-microsoft-com:office:word" xmlns:w="http://schemas.openxmlformats.org/wordprocessingml/2006/main" xmlns:w14="http://schemas.microsoft.com/office/word/2010/wordml" xmlns:w15="http://schemas.microsoft.com/office/word/2012/wordml" xmlns:w16cex="http://schemas.microsoft.com/office/word/2018/wordml/cex" xmlns:w16cid="http://schemas.microsoft.com/office/word/2016/wordml/cid" xmlns:w16="http://schemas.microsoft.com/office/word/2018/wordml" xmlns:w16sdtdh="http://schemas.microsoft.com/office/word/2020/wordml/sdtdatahash" xmlns:w16se="http://schemas.microsoft.com/office/word/2015/wordml/symex" xmlns:wpg="http://schemas.microsoft.com/office/word/2010/wordprocessingGroup" xmlns:wpi="http://schemas.microsoft.com/office/word/2010/wordprocessingInk" xmlns:wne="http://schemas.microsoft.com/office/word/2006/wordml" xmlns:wps="http://schemas.microsoft.com/office/word/2010/wordprocessingShape" mc:Ignorable="w14 w15 w16se w16cid w16 w16cex w16sdtdh wp14">
+<w:document xmlns:wpc="http://schemas.microsoft.com/office/word/2010/wordprocessingCanvas" xmlns:cx="http://schemas.microsoft.com/office/drawing/2014/chartex" xmlns:cx1="http://schemas.microsoft.com/office/drawing/2015/9/8/chartex" xmlns:cx2="http://schemas.microsoft.com/office/drawing/2015/10/21/chartex" xmlns:cx3="http://schemas.microsoft.com/office/drawing/2016/5/9/chartex" xmlns:cx4="http://schemas.microsoft.com/office/drawing/2016/5/10/chartex" xmlns:cx5="http://schemas.microsoft.com/office/drawing/2016/5/11/chartex" xmlns:cx6="http://schemas.microsoft.com/office/drawing/2016/5/12/chartex" xmlns:cx7="http://schemas.microsoft.com/office/drawing/2016/5/13/chartex" xmlns:cx8="http://schemas.microsoft.com/office/drawing/2016/5/14/chartex" xmlns:mc="http://schemas.openxmlformats.org/markup-compatibility/2006" xmlns:aink="http://schemas.microsoft.com/office/drawing/2016/ink" xmlns:am3d="http://schemas.microsoft.com/office/drawing/2017/model3d" xmlns:o="urn:schemas-microsoft-com:office:office" xmlns:oel="http://schemas.microsoft.com/office/2019/extlst" xmlns:r="http://schemas.openxmlformats.org/officeDocument/2006/relationships" xmlns:m="http://schemas.openxmlformats.org/officeDocument/2006/math" xmlns:v="urn:schemas-microsoft-com:vml" xmlns:wp14="http://schemas.microsoft.com/office/word/2010/wordprocessingDrawing" xmlns:wp="http://schemas.openxmlformats.org/drawingml/2006/wordprocessingDrawing" xmlns:w10="urn:schemas-microsoft-com:office:word" xmlns:w="http://schemas.openxmlformats.org/wordprocessingml/2006/main" xmlns:w14="http://schemas.microsoft.com/office/word/2010/wordml" xmlns:w15="http://schemas.microsoft.com/office/word/2012/wordml" xmlns:w16cei="http://schemas.microsoft.com/office/word/2026/wordml/cei" xmlns:w16cex="http://schemas.microsoft.com/office/word/2018/wordml/cex" xmlns:w16cid="http://schemas.microsoft.com/office/word/2016/wordml/cid" xmlns:w16="http://schemas.microsoft.com/office/word/2018/wordml" xmlns:w16du="http://schemas.microsoft.com/office/word/2023/wordml/word16du" xmlns:w16sdtdh="http://schemas.microsoft.com/office/word/2020/wordml/sdtdatahash" xmlns:w16sdtfl="http://schemas.microsoft.com/office/word/2024/wordml/sdtformatlock" xmlns:w16se="http://schemas.microsoft.com/office/word/2015/wordml/symex" xmlns:wpg="http://schemas.microsoft.com/office/word/2010/wordprocessingGroup" xmlns:wpi="http://schemas.microsoft.com/office/word/2010/wordprocessingInk" xmlns:wne="http://schemas.microsoft.com/office/word/2006/wordml" xmlns:wps="http://schemas.microsoft.com/office/word/2010/wordprocessingShape" mc:Ignorable="w14 w15 w16se w16cid w16 w16cex w16sdtdh w16sdtfl w16du wp14">
   <w:body>
     <w:p>
       <w:pPr>
@@ -13,6 +13,914 @@
           <w:u w:val="single"/>
         </w:rPr>
       </w:pPr>
+      <w:r>
+        <w:rPr>
+          <w:b/>
+          <w:bCs/>
+          <w:sz w:val="32"/>
+          <w:szCs w:val="32"/>
+          <w:u w:val="single"/>
+        </w:rPr>
+        <w:t xml:space="preserve">TS </w:t>
+      </w:r>
+      <w:r>
+        <w:rPr>
+          <w:b/>
+          <w:bCs/>
+          <w:sz w:val="32"/>
+          <w:szCs w:val="32"/>
+          <w:u w:val="single"/>
+        </w:rPr>
+        <w:t>Krama</w:t>
+      </w:r>
+      <w:r>
+        <w:rPr>
+          <w:b/>
+          <w:bCs/>
+          <w:sz w:val="32"/>
+          <w:szCs w:val="32"/>
+          <w:u w:val="single"/>
+        </w:rPr>
+        <w:t xml:space="preserve"> Paatam – TS </w:t>
+      </w:r>
+      <w:r>
+        <w:rPr>
+          <w:b/>
+          <w:bCs/>
+          <w:sz w:val="32"/>
+          <w:szCs w:val="32"/>
+          <w:u w:val="single"/>
+        </w:rPr>
+        <w:t>4.3 Tamil</w:t>
+      </w:r>
+      <w:r>
+        <w:rPr>
+          <w:b/>
+          <w:bCs/>
+          <w:sz w:val="32"/>
+          <w:szCs w:val="32"/>
+          <w:u w:val="single"/>
+        </w:rPr>
+        <w:t xml:space="preserve"> Corrections –</w:t>
+      </w:r>
+      <w:r>
+        <w:rPr>
+          <w:b/>
+          <w:bCs/>
+          <w:sz w:val="32"/>
+          <w:szCs w:val="32"/>
+          <w:u w:val="single"/>
+        </w:rPr>
+        <w:t xml:space="preserve"> </w:t>
+      </w:r>
+      <w:r>
+        <w:rPr>
+          <w:b/>
+          <w:bCs/>
+          <w:sz w:val="32"/>
+          <w:szCs w:val="32"/>
+          <w:u w:val="single"/>
+        </w:rPr>
+        <w:t xml:space="preserve">Observed till </w:t>
+      </w:r>
+      <w:proofErr w:type="spellStart"/>
+      <w:r>
+        <w:rPr>
+          <w:b/>
+          <w:bCs/>
+          <w:sz w:val="32"/>
+          <w:szCs w:val="32"/>
+          <w:u w:val="single"/>
+        </w:rPr>
+        <w:t>xxxxxxx</w:t>
+      </w:r>
+      <w:proofErr w:type="spellEnd"/>
+    </w:p>
+    <w:p>
+      <w:pPr>
+        <w:spacing w:before="0" w:line="240" w:lineRule="auto"/>
+        <w:jc w:val="center"/>
+        <w:rPr>
+          <w:b/>
+          <w:bCs/>
+        </w:rPr>
+      </w:pPr>
+      <w:r>
+        <w:rPr>
+          <w:b/>
+          <w:bCs/>
+        </w:rPr>
+        <w:t>(ignore those which are already incorporated in your book’s version and date)</w:t>
+      </w:r>
+    </w:p>
+    <w:tbl>
+      <w:tblPr>
+        <w:tblW w:w="14395" w:type="dxa"/>
+        <w:tblInd w:w="-792" w:type="dxa"/>
+        <w:tblBorders>
+          <w:top w:val="single" w:sz="4" w:space="0" w:color="000000"/>
+          <w:left w:val="single" w:sz="4" w:space="0" w:color="000000"/>
+          <w:bottom w:val="single" w:sz="4" w:space="0" w:color="000000"/>
+          <w:right w:val="single" w:sz="4" w:space="0" w:color="000000"/>
+          <w:insideH w:val="single" w:sz="4" w:space="0" w:color="000000"/>
+          <w:insideV w:val="single" w:sz="4" w:space="0" w:color="000000"/>
+        </w:tblBorders>
+        <w:tblLook w:val="04A0" w:firstRow="1" w:lastRow="0" w:firstColumn="1" w:lastColumn="0" w:noHBand="0" w:noVBand="1"/>
+      </w:tblPr>
+      <w:tblGrid>
+        <w:gridCol w:w="3906"/>
+        <w:gridCol w:w="5103"/>
+        <w:gridCol w:w="5386"/>
+      </w:tblGrid>
+      <w:tr>
+        <w:tc>
+          <w:tcPr>
+            <w:tcW w:w="3906" w:type="dxa"/>
+          </w:tcPr>
+          <w:p>
+            <w:pPr>
+              <w:spacing w:before="0" w:line="240" w:lineRule="auto"/>
+              <w:jc w:val="center"/>
+              <w:rPr>
+                <w:b/>
+                <w:bCs/>
+                <w:sz w:val="32"/>
+                <w:szCs w:val="32"/>
+              </w:rPr>
+            </w:pPr>
+            <w:r>
+              <w:rPr>
+                <w:b/>
+                <w:bCs/>
+                <w:sz w:val="32"/>
+                <w:szCs w:val="32"/>
+              </w:rPr>
+              <w:t>Section, Paragraph</w:t>
+            </w:r>
+          </w:p>
+          <w:p>
+            <w:pPr>
+              <w:spacing w:before="0" w:line="240" w:lineRule="auto"/>
+              <w:jc w:val="center"/>
+              <w:rPr>
+                <w:b/>
+                <w:bCs/>
+                <w:sz w:val="32"/>
+                <w:szCs w:val="32"/>
+              </w:rPr>
+            </w:pPr>
+            <w:r>
+              <w:rPr>
+                <w:b/>
+                <w:bCs/>
+                <w:sz w:val="32"/>
+                <w:szCs w:val="32"/>
+              </w:rPr>
+              <w:t>Reference</w:t>
+            </w:r>
+          </w:p>
+        </w:tc>
+        <w:tc>
+          <w:tcPr>
+            <w:tcW w:w="5103" w:type="dxa"/>
+          </w:tcPr>
+          <w:p>
+            <w:pPr>
+              <w:spacing w:before="0" w:line="240" w:lineRule="auto"/>
+              <w:jc w:val="center"/>
+              <w:rPr>
+                <w:b/>
+                <w:bCs/>
+                <w:sz w:val="32"/>
+                <w:szCs w:val="32"/>
+              </w:rPr>
+            </w:pPr>
+            <w:r>
+              <w:rPr>
+                <w:b/>
+                <w:bCs/>
+                <w:sz w:val="32"/>
+                <w:szCs w:val="32"/>
+              </w:rPr>
+              <w:t>As Printed</w:t>
+            </w:r>
+          </w:p>
+        </w:tc>
+        <w:tc>
+          <w:tcPr>
+            <w:tcW w:w="5386" w:type="dxa"/>
+          </w:tcPr>
+          <w:p>
+            <w:pPr>
+              <w:spacing w:before="0" w:line="240" w:lineRule="auto"/>
+              <w:ind w:right="-18"/>
+              <w:jc w:val="center"/>
+              <w:rPr>
+                <w:b/>
+                <w:bCs/>
+                <w:sz w:val="32"/>
+                <w:szCs w:val="32"/>
+              </w:rPr>
+            </w:pPr>
+            <w:r>
+              <w:rPr>
+                <w:b/>
+                <w:bCs/>
+                <w:sz w:val="32"/>
+                <w:szCs w:val="32"/>
+              </w:rPr>
+              <w:t>To be read as or corrected as</w:t>
+            </w:r>
+          </w:p>
+        </w:tc>
+      </w:tr>
+      <w:tr>
+        <w:trPr>
+          <w:trHeight w:val="1118"/>
+        </w:trPr>
+        <w:tc>
+          <w:tcPr>
+            <w:tcW w:w="3906" w:type="dxa"/>
+            <w:tcBorders>
+              <w:top w:val="single" w:sz="4" w:space="0" w:color="000000"/>
+              <w:left w:val="single" w:sz="4" w:space="0" w:color="000000"/>
+              <w:bottom w:val="single" w:sz="4" w:space="0" w:color="000000"/>
+              <w:right w:val="single" w:sz="4" w:space="0" w:color="000000"/>
+            </w:tcBorders>
+          </w:tcPr>
+          <w:p>
+            <w:pPr>
+              <w:widowControl w:val="0"/>
+              <w:tabs>
+                <w:tab w:val="left" w:pos="993"/>
+              </w:tabs>
+              <w:autoSpaceDE w:val="0"/>
+              <w:autoSpaceDN w:val="0"/>
+              <w:adjustRightInd w:val="0"/>
+              <w:spacing w:before="0" w:line="252" w:lineRule="auto"/>
+              <w:ind w:right="297"/>
+              <w:rPr>
+                <w:rFonts w:cs="Arial"/>
+                <w:b/>
+                <w:sz w:val="28"/>
+                <w:szCs w:val="32"/>
+              </w:rPr>
+            </w:pPr>
+            <w:r>
+              <w:rPr>
+                <w:rFonts w:cs="Arial"/>
+                <w:b/>
+                <w:sz w:val="28"/>
+                <w:szCs w:val="32"/>
+              </w:rPr>
+              <w:t>T.S.4.3.</w:t>
+            </w:r>
+            <w:r>
+              <w:rPr>
+                <w:rFonts w:cs="Arial"/>
+                <w:b/>
+                <w:sz w:val="28"/>
+                <w:szCs w:val="32"/>
+              </w:rPr>
+              <w:t>4.1</w:t>
+            </w:r>
+            <w:r>
+              <w:rPr>
+                <w:rFonts w:cs="Arial"/>
+                <w:b/>
+                <w:sz w:val="28"/>
+                <w:szCs w:val="32"/>
+              </w:rPr>
+              <w:t xml:space="preserve"> – Kramam</w:t>
+            </w:r>
+          </w:p>
+          <w:p>
+            <w:pPr>
+              <w:widowControl w:val="0"/>
+              <w:tabs>
+                <w:tab w:val="left" w:pos="993"/>
+              </w:tabs>
+              <w:autoSpaceDE w:val="0"/>
+              <w:autoSpaceDN w:val="0"/>
+              <w:adjustRightInd w:val="0"/>
+              <w:spacing w:before="0" w:line="252" w:lineRule="auto"/>
+              <w:ind w:right="297"/>
+              <w:rPr>
+                <w:rFonts w:cs="Arial"/>
+                <w:b/>
+                <w:sz w:val="28"/>
+                <w:szCs w:val="32"/>
+              </w:rPr>
+            </w:pPr>
+            <w:r>
+              <w:rPr>
+                <w:rFonts w:cs="Arial"/>
+                <w:b/>
+                <w:sz w:val="28"/>
+                <w:szCs w:val="32"/>
+              </w:rPr>
+              <w:t>Krama Vaakyam No.–</w:t>
+            </w:r>
+            <w:r>
+              <w:rPr>
+                <w:rFonts w:cs="Arial"/>
+                <w:b/>
+                <w:sz w:val="28"/>
+                <w:szCs w:val="32"/>
+              </w:rPr>
+              <w:t>12</w:t>
+            </w:r>
+          </w:p>
+          <w:p>
+            <w:pPr>
+              <w:widowControl w:val="0"/>
+              <w:tabs>
+                <w:tab w:val="left" w:pos="993"/>
+              </w:tabs>
+              <w:autoSpaceDE w:val="0"/>
+              <w:autoSpaceDN w:val="0"/>
+              <w:adjustRightInd w:val="0"/>
+              <w:spacing w:before="0" w:line="252" w:lineRule="auto"/>
+              <w:ind w:right="297"/>
+              <w:rPr>
+                <w:rFonts w:cs="Arial"/>
+                <w:b/>
+                <w:sz w:val="28"/>
+                <w:szCs w:val="32"/>
+              </w:rPr>
+            </w:pPr>
+            <w:r>
+              <w:rPr>
+                <w:rFonts w:cs="Arial"/>
+                <w:b/>
+                <w:sz w:val="28"/>
+                <w:szCs w:val="32"/>
+              </w:rPr>
+              <w:t>Panchaati No</w:t>
+            </w:r>
+            <w:r>
+              <w:rPr>
+                <w:rFonts w:cs="Arial"/>
+                <w:b/>
+                <w:szCs w:val="32"/>
+              </w:rPr>
+              <w:t>. -</w:t>
+            </w:r>
+            <w:r>
+              <w:rPr>
+                <w:rFonts w:cs="Arial"/>
+                <w:b/>
+                <w:sz w:val="28"/>
+                <w:szCs w:val="28"/>
+              </w:rPr>
+              <w:t xml:space="preserve"> </w:t>
+            </w:r>
+            <w:r>
+              <w:rPr>
+                <w:rFonts w:cs="Arial"/>
+                <w:b/>
+                <w:sz w:val="28"/>
+                <w:szCs w:val="28"/>
+              </w:rPr>
+              <w:t>7</w:t>
+            </w:r>
+          </w:p>
+        </w:tc>
+        <w:tc>
+          <w:tcPr>
+            <w:tcW w:w="5103" w:type="dxa"/>
+            <w:tcBorders>
+              <w:top w:val="single" w:sz="4" w:space="0" w:color="000000"/>
+              <w:left w:val="single" w:sz="4" w:space="0" w:color="000000"/>
+              <w:bottom w:val="single" w:sz="4" w:space="0" w:color="000000"/>
+              <w:right w:val="single" w:sz="4" w:space="0" w:color="000000"/>
+            </w:tcBorders>
+          </w:tcPr>
+          <w:p>
+            <w:pPr>
+              <w:widowControl w:val="0"/>
+              <w:autoSpaceDE w:val="0"/>
+              <w:autoSpaceDN w:val="0"/>
+              <w:adjustRightInd w:val="0"/>
+              <w:spacing w:before="0" w:line="240" w:lineRule="auto"/>
+              <w:rPr>
+                <w:rFonts w:ascii="BRH Malayalam Extra" w:hAnsi="BRH Malayalam Extra" w:cs="BRH Malayalam Extra"/>
+                <w:color w:val="000000"/>
+                <w:sz w:val="40"/>
+                <w:szCs w:val="40"/>
+              </w:rPr>
+            </w:pPr>
+            <w:r>
+              <w:rPr>
+                <w:rFonts w:ascii="Latha" w:hAnsi="Latha" w:cs="Latha"/>
+                <w:sz w:val="28"/>
+                <w:szCs w:val="28"/>
+                <w:cs/>
+                <w:lang w:bidi="ta-IN"/>
+              </w:rPr>
+              <w:t>உ</w:t>
+            </w:r>
+            <w:r>
+              <w:rPr>
+                <w:rFonts w:ascii="Latha" w:hAnsi="Latha" w:cs="Latha"/>
+                <w:sz w:val="28"/>
+                <w:szCs w:val="28"/>
+                <w:highlight w:val="yellow"/>
+                <w:cs/>
+                <w:lang w:bidi="ta-IN"/>
+              </w:rPr>
+              <w:t>க்ஷ</w:t>
+            </w:r>
+            <w:r>
+              <w:rPr>
+                <w:rFonts w:ascii="BRH Tamil Tab Extra" w:hAnsi="BRH Tamil Tab Extra" w:cs="Latha"/>
+                <w:b/>
+                <w:sz w:val="36"/>
+                <w:szCs w:val="28"/>
+                <w:lang w:bidi="ta-IN"/>
+              </w:rPr>
+              <w:t>†</w:t>
+            </w:r>
+            <w:r>
+              <w:rPr>
+                <w:rFonts w:ascii="Latha" w:hAnsi="Latha" w:cs="Latha"/>
+                <w:sz w:val="28"/>
+                <w:szCs w:val="28"/>
+                <w:cs/>
+                <w:lang w:bidi="ta-IN"/>
+              </w:rPr>
+              <w:t>ஸ்ய</w:t>
+            </w:r>
+            <w:r>
+              <w:rPr>
+                <w:rFonts w:ascii="Latha" w:hAnsi="Latha" w:cs="Latha"/>
+                <w:sz w:val="28"/>
+                <w:szCs w:val="28"/>
+                <w:lang w:bidi="ta-IN"/>
+              </w:rPr>
+              <w:t xml:space="preserve"> </w:t>
+            </w:r>
+            <w:r>
+              <w:rPr>
+                <w:rFonts w:ascii="Latha" w:hAnsi="Latha" w:cs="Latha"/>
+                <w:sz w:val="28"/>
+                <w:szCs w:val="28"/>
+                <w:cs/>
+                <w:lang w:bidi="ta-IN"/>
+              </w:rPr>
+              <w:t>கே</w:t>
+            </w:r>
+            <w:r>
+              <w:rPr>
+                <w:rFonts w:ascii="BRH Tamil Tab Extra" w:hAnsi="BRH Tamil Tab Extra" w:cs="Latha"/>
+                <w:b/>
+                <w:sz w:val="36"/>
+                <w:szCs w:val="28"/>
+                <w:lang w:bidi="ta-IN"/>
+              </w:rPr>
+              <w:t>…</w:t>
+            </w:r>
+            <w:r>
+              <w:rPr>
+                <w:rFonts w:ascii="Latha" w:hAnsi="Latha" w:cs="Latha"/>
+                <w:sz w:val="28"/>
+                <w:szCs w:val="28"/>
+                <w:cs/>
+                <w:lang w:bidi="ta-IN"/>
+              </w:rPr>
+              <w:t>தும்</w:t>
+            </w:r>
+            <w:r>
+              <w:rPr>
+                <w:rFonts w:ascii="Latha" w:hAnsi="Latha" w:cs="Latha"/>
+                <w:sz w:val="28"/>
+                <w:szCs w:val="28"/>
+                <w:lang w:bidi="ta-IN"/>
+              </w:rPr>
+              <w:t xml:space="preserve"> | </w:t>
+            </w:r>
+            <w:r>
+              <w:rPr>
+                <w:rFonts w:ascii="Latha" w:hAnsi="Latha" w:cs="Latha"/>
+                <w:sz w:val="28"/>
+                <w:szCs w:val="28"/>
+                <w:lang w:bidi="ta-IN"/>
+              </w:rPr>
+              <w:br/>
+            </w:r>
+            <w:r>
+              <w:rPr>
+                <w:rFonts w:ascii="Latha" w:hAnsi="Latha" w:cs="Latha"/>
+                <w:sz w:val="28"/>
+                <w:szCs w:val="28"/>
+                <w:cs/>
+                <w:lang w:bidi="ta-IN"/>
+              </w:rPr>
+              <w:t>கே</w:t>
+            </w:r>
+            <w:r>
+              <w:rPr>
+                <w:rFonts w:ascii="BRH Tamil Tab Extra" w:hAnsi="BRH Tamil Tab Extra" w:cs="Latha"/>
+                <w:b/>
+                <w:sz w:val="36"/>
+                <w:szCs w:val="28"/>
+                <w:lang w:bidi="ta-IN"/>
+              </w:rPr>
+              <w:t>…</w:t>
+            </w:r>
+            <w:r>
+              <w:rPr>
+                <w:rFonts w:ascii="Latha" w:hAnsi="Latha" w:cs="Latha"/>
+                <w:sz w:val="28"/>
+                <w:szCs w:val="28"/>
+                <w:cs/>
+                <w:lang w:bidi="ta-IN"/>
+              </w:rPr>
+              <w:t>தும்</w:t>
+            </w:r>
+            <w:r>
+              <w:rPr>
+                <w:rFonts w:ascii="Latha" w:hAnsi="Latha" w:cs="Latha"/>
+                <w:sz w:val="28"/>
+                <w:szCs w:val="28"/>
+                <w:lang w:bidi="ta-IN"/>
+              </w:rPr>
+              <w:t xml:space="preserve"> </w:t>
+            </w:r>
+            <w:r>
+              <w:rPr>
+                <w:rFonts w:ascii="Latha" w:hAnsi="Latha" w:cs="Latha"/>
+                <w:sz w:val="28"/>
+                <w:szCs w:val="28"/>
+                <w:cs/>
+                <w:lang w:bidi="ta-IN"/>
+              </w:rPr>
+              <w:t>ப்ர</w:t>
+            </w:r>
+            <w:r>
+              <w:rPr>
+                <w:rFonts w:ascii="BRH Tamil Tab Extra" w:hAnsi="BRH Tamil Tab Extra" w:cs="Latha"/>
+                <w:b/>
+                <w:sz w:val="36"/>
+                <w:szCs w:val="28"/>
+                <w:lang w:bidi="ta-IN"/>
+              </w:rPr>
+              <w:t>†</w:t>
+            </w:r>
+            <w:r>
+              <w:rPr>
+                <w:rFonts w:ascii="Latha" w:hAnsi="Latha" w:cs="Latha"/>
+                <w:sz w:val="28"/>
+                <w:szCs w:val="28"/>
+                <w:cs/>
+                <w:lang w:bidi="ta-IN"/>
+              </w:rPr>
+              <w:t>த</w:t>
+            </w:r>
+            <w:r>
+              <w:rPr>
+                <w:rFonts w:ascii="BRH Tamil Tab Extra" w:hAnsi="BRH Tamil Tab Extra" w:cs="Latha"/>
+                <w:b/>
+                <w:sz w:val="36"/>
+                <w:szCs w:val="28"/>
+                <w:lang w:bidi="ta-IN"/>
+              </w:rPr>
+              <w:t>…</w:t>
+            </w:r>
+            <w:r>
+              <w:rPr>
+                <w:rFonts w:ascii="Latha" w:hAnsi="Latha" w:cs="Latha"/>
+                <w:b/>
+                <w:bCs/>
+                <w:position w:val="-12"/>
+                <w:sz w:val="28"/>
+                <w:szCs w:val="28"/>
+                <w:cs/>
+                <w:lang w:bidi="ta-IN"/>
+              </w:rPr>
+              <w:t>2</w:t>
+            </w:r>
+            <w:r>
+              <w:rPr>
+                <w:rFonts w:ascii="Latha" w:hAnsi="Latha" w:cs="Latha"/>
+                <w:sz w:val="28"/>
+                <w:szCs w:val="28"/>
+                <w:cs/>
+                <w:lang w:bidi="ta-IN"/>
+              </w:rPr>
+              <w:t>மம்</w:t>
+            </w:r>
+            <w:r>
+              <w:rPr>
+                <w:rFonts w:ascii="Latha" w:hAnsi="Latha" w:cs="Latha"/>
+                <w:sz w:val="28"/>
+                <w:szCs w:val="28"/>
+                <w:lang w:bidi="ta-IN"/>
+              </w:rPr>
+              <w:t xml:space="preserve"> |</w:t>
+            </w:r>
+          </w:p>
+        </w:tc>
+        <w:tc>
+          <w:tcPr>
+            <w:tcW w:w="5386" w:type="dxa"/>
+            <w:tcBorders>
+              <w:top w:val="single" w:sz="4" w:space="0" w:color="000000"/>
+              <w:left w:val="single" w:sz="4" w:space="0" w:color="000000"/>
+              <w:bottom w:val="single" w:sz="4" w:space="0" w:color="000000"/>
+              <w:right w:val="single" w:sz="4" w:space="0" w:color="000000"/>
+            </w:tcBorders>
+          </w:tcPr>
+          <w:p>
+            <w:pPr>
+              <w:widowControl w:val="0"/>
+              <w:autoSpaceDE w:val="0"/>
+              <w:autoSpaceDN w:val="0"/>
+              <w:adjustRightInd w:val="0"/>
+              <w:spacing w:before="0" w:line="240" w:lineRule="auto"/>
+              <w:rPr>
+                <w:rFonts w:ascii="BRH Malayalam Extra" w:hAnsi="BRH Malayalam Extra" w:cs="BRH Malayalam Extra"/>
+                <w:color w:val="000000"/>
+                <w:sz w:val="40"/>
+                <w:szCs w:val="40"/>
+              </w:rPr>
+            </w:pPr>
+            <w:r>
+              <w:rPr>
+                <w:rFonts w:ascii="Latha" w:hAnsi="Latha" w:cs="Latha"/>
+                <w:sz w:val="28"/>
+                <w:szCs w:val="28"/>
+                <w:highlight w:val="green"/>
+                <w:cs/>
+                <w:lang w:bidi="ta-IN"/>
+              </w:rPr>
+              <w:t>உ</w:t>
+            </w:r>
+            <w:r>
+              <w:rPr>
+                <w:rFonts w:ascii="Latha" w:hAnsi="Latha" w:cs="Latha" w:hint="cs"/>
+                <w:sz w:val="28"/>
+                <w:szCs w:val="28"/>
+                <w:highlight w:val="green"/>
+                <w:cs/>
+                <w:lang w:bidi="ta-IN"/>
+              </w:rPr>
+              <w:t>க்</w:t>
+            </w:r>
+            <w:r>
+              <w:rPr>
+                <w:rFonts w:ascii="Latha" w:hAnsi="Latha" w:cs="Latha"/>
+                <w:b/>
+                <w:bCs/>
+                <w:position w:val="-12"/>
+                <w:sz w:val="28"/>
+                <w:szCs w:val="28"/>
+                <w:highlight w:val="green"/>
+                <w:cs/>
+                <w:lang w:bidi="ta-IN"/>
+              </w:rPr>
+              <w:t>2</w:t>
+            </w:r>
+            <w:r>
+              <w:rPr>
+                <w:rFonts w:ascii="Latha" w:hAnsi="Latha" w:cs="Latha" w:hint="cs"/>
+                <w:sz w:val="28"/>
+                <w:szCs w:val="28"/>
+                <w:highlight w:val="green"/>
+                <w:cs/>
+                <w:lang w:bidi="ta-IN"/>
+              </w:rPr>
+              <w:t>ய</w:t>
+            </w:r>
+            <w:r>
+              <w:rPr>
+                <w:rFonts w:ascii="BRH Tamil Tab Extra" w:hAnsi="BRH Tamil Tab Extra" w:cs="Latha"/>
+                <w:b/>
+                <w:sz w:val="36"/>
+                <w:szCs w:val="28"/>
+                <w:highlight w:val="green"/>
+                <w:lang w:bidi="ta-IN"/>
+              </w:rPr>
+              <w:t>†</w:t>
+            </w:r>
+            <w:r>
+              <w:rPr>
+                <w:rFonts w:ascii="Latha" w:hAnsi="Latha" w:cs="Latha"/>
+                <w:sz w:val="28"/>
+                <w:szCs w:val="28"/>
+                <w:cs/>
+                <w:lang w:bidi="ta-IN"/>
+              </w:rPr>
+              <w:t>ஸ்ய</w:t>
+            </w:r>
+            <w:r>
+              <w:rPr>
+                <w:rFonts w:ascii="Latha" w:hAnsi="Latha" w:cs="Latha"/>
+                <w:sz w:val="28"/>
+                <w:szCs w:val="28"/>
+                <w:lang w:bidi="ta-IN"/>
+              </w:rPr>
+              <w:t xml:space="preserve"> </w:t>
+            </w:r>
+            <w:r>
+              <w:rPr>
+                <w:rFonts w:ascii="Latha" w:hAnsi="Latha" w:cs="Latha"/>
+                <w:sz w:val="28"/>
+                <w:szCs w:val="28"/>
+                <w:cs/>
+                <w:lang w:bidi="ta-IN"/>
+              </w:rPr>
+              <w:t>கே</w:t>
+            </w:r>
+            <w:r>
+              <w:rPr>
+                <w:rFonts w:ascii="BRH Tamil Tab Extra" w:hAnsi="BRH Tamil Tab Extra" w:cs="Latha"/>
+                <w:b/>
+                <w:sz w:val="36"/>
+                <w:szCs w:val="28"/>
+                <w:lang w:bidi="ta-IN"/>
+              </w:rPr>
+              <w:t>…</w:t>
+            </w:r>
+            <w:r>
+              <w:rPr>
+                <w:rFonts w:ascii="Latha" w:hAnsi="Latha" w:cs="Latha"/>
+                <w:sz w:val="28"/>
+                <w:szCs w:val="28"/>
+                <w:cs/>
+                <w:lang w:bidi="ta-IN"/>
+              </w:rPr>
+              <w:t>தும்</w:t>
+            </w:r>
+            <w:r>
+              <w:rPr>
+                <w:rFonts w:ascii="Latha" w:hAnsi="Latha" w:cs="Latha"/>
+                <w:sz w:val="28"/>
+                <w:szCs w:val="28"/>
+                <w:lang w:bidi="ta-IN"/>
+              </w:rPr>
+              <w:t xml:space="preserve"> | </w:t>
+            </w:r>
+            <w:r>
+              <w:rPr>
+                <w:rFonts w:ascii="Latha" w:hAnsi="Latha" w:cs="Latha"/>
+                <w:sz w:val="28"/>
+                <w:szCs w:val="28"/>
+                <w:cs/>
+                <w:lang w:bidi="ta-IN"/>
+              </w:rPr>
+              <w:t>கே</w:t>
+            </w:r>
+            <w:r>
+              <w:rPr>
+                <w:rFonts w:ascii="BRH Tamil Tab Extra" w:hAnsi="BRH Tamil Tab Extra" w:cs="Latha"/>
+                <w:b/>
+                <w:sz w:val="36"/>
+                <w:szCs w:val="28"/>
+                <w:lang w:bidi="ta-IN"/>
+              </w:rPr>
+              <w:t>…</w:t>
+            </w:r>
+            <w:r>
+              <w:rPr>
+                <w:rFonts w:ascii="Latha" w:hAnsi="Latha" w:cs="Latha"/>
+                <w:sz w:val="28"/>
+                <w:szCs w:val="28"/>
+                <w:cs/>
+                <w:lang w:bidi="ta-IN"/>
+              </w:rPr>
+              <w:t>தும்</w:t>
+            </w:r>
+            <w:r>
+              <w:rPr>
+                <w:rFonts w:ascii="Latha" w:hAnsi="Latha" w:cs="Latha"/>
+                <w:sz w:val="28"/>
+                <w:szCs w:val="28"/>
+                <w:lang w:bidi="ta-IN"/>
+              </w:rPr>
+              <w:t xml:space="preserve"> </w:t>
+            </w:r>
+            <w:r>
+              <w:rPr>
+                <w:rFonts w:ascii="Latha" w:hAnsi="Latha" w:cs="Latha"/>
+                <w:sz w:val="28"/>
+                <w:szCs w:val="28"/>
+                <w:cs/>
+                <w:lang w:bidi="ta-IN"/>
+              </w:rPr>
+              <w:t>ப்ர</w:t>
+            </w:r>
+            <w:r>
+              <w:rPr>
+                <w:rFonts w:ascii="BRH Tamil Tab Extra" w:hAnsi="BRH Tamil Tab Extra" w:cs="Latha"/>
+                <w:b/>
+                <w:sz w:val="36"/>
+                <w:szCs w:val="28"/>
+                <w:lang w:bidi="ta-IN"/>
+              </w:rPr>
+              <w:t>†</w:t>
+            </w:r>
+            <w:r>
+              <w:rPr>
+                <w:rFonts w:ascii="Latha" w:hAnsi="Latha" w:cs="Latha"/>
+                <w:sz w:val="28"/>
+                <w:szCs w:val="28"/>
+                <w:cs/>
+                <w:lang w:bidi="ta-IN"/>
+              </w:rPr>
+              <w:t>த</w:t>
+            </w:r>
+            <w:r>
+              <w:rPr>
+                <w:rFonts w:ascii="BRH Tamil Tab Extra" w:hAnsi="BRH Tamil Tab Extra" w:cs="Latha"/>
+                <w:b/>
+                <w:sz w:val="36"/>
+                <w:szCs w:val="28"/>
+                <w:lang w:bidi="ta-IN"/>
+              </w:rPr>
+              <w:t>…</w:t>
+            </w:r>
+            <w:r>
+              <w:rPr>
+                <w:rFonts w:ascii="Latha" w:hAnsi="Latha" w:cs="Latha"/>
+                <w:b/>
+                <w:bCs/>
+                <w:position w:val="-12"/>
+                <w:sz w:val="28"/>
+                <w:szCs w:val="28"/>
+                <w:cs/>
+                <w:lang w:bidi="ta-IN"/>
+              </w:rPr>
+              <w:t>2</w:t>
+            </w:r>
+            <w:r>
+              <w:rPr>
+                <w:rFonts w:ascii="Latha" w:hAnsi="Latha" w:cs="Latha"/>
+                <w:sz w:val="28"/>
+                <w:szCs w:val="28"/>
+                <w:cs/>
+                <w:lang w:bidi="ta-IN"/>
+              </w:rPr>
+              <w:t>மம்</w:t>
+            </w:r>
+            <w:r>
+              <w:rPr>
+                <w:rFonts w:ascii="Latha" w:hAnsi="Latha" w:cs="Latha"/>
+                <w:sz w:val="28"/>
+                <w:szCs w:val="28"/>
+                <w:lang w:bidi="ta-IN"/>
+              </w:rPr>
+              <w:t xml:space="preserve"> |</w:t>
+            </w:r>
+          </w:p>
+        </w:tc>
+      </w:tr>
+    </w:tbl>
+    <w:p>
+      <w:pPr>
+        <w:jc w:val="center"/>
+        <w:rPr>
+          <w:b/>
+          <w:bCs/>
+          <w:sz w:val="32"/>
+          <w:szCs w:val="32"/>
+          <w:u w:val="single"/>
+        </w:rPr>
+      </w:pPr>
+    </w:p>
+    <w:p>
+      <w:pPr>
+        <w:jc w:val="center"/>
+        <w:rPr>
+          <w:b/>
+          <w:bCs/>
+          <w:sz w:val="32"/>
+          <w:szCs w:val="32"/>
+          <w:u w:val="single"/>
+        </w:rPr>
+      </w:pPr>
+    </w:p>
+    <w:p>
+      <w:pPr>
+        <w:jc w:val="center"/>
+        <w:rPr>
+          <w:b/>
+          <w:bCs/>
+          <w:sz w:val="32"/>
+          <w:szCs w:val="32"/>
+          <w:u w:val="single"/>
+        </w:rPr>
+      </w:pPr>
+      <w:r>
+        <w:rPr>
+          <w:b/>
+          <w:bCs/>
+          <w:sz w:val="32"/>
+          <w:szCs w:val="32"/>
+          <w:u w:val="single"/>
+        </w:rPr>
+        <w:br/>
+      </w:r>
       <w:r>
         <w:rPr>
           <w:b/>
@@ -632,6 +1540,7 @@
               </w:rPr>
               <w:t>…</w:t>
             </w:r>
+            <w:proofErr w:type="gramStart"/>
             <w:r>
               <w:rPr>
                 <w:rFonts w:cs="Latha"/>
@@ -674,6 +1583,7 @@
               </w:rPr>
               <w:t>ஷி</w:t>
             </w:r>
+            <w:proofErr w:type="gramEnd"/>
             <w:r>
               <w:rPr>
                 <w:rFonts w:ascii="BRH Tamil Tab Extra" w:hAnsi="BRH Tamil Tab Extra" w:cs="Arial"/>
@@ -1207,6 +2117,7 @@
                 <w:sz w:val="28"/>
                 <w:szCs w:val="32"/>
               </w:rPr>
+              <w:lastRenderedPageBreak/>
               <w:t>T.S.4.3.</w:t>
             </w:r>
             <w:r>
@@ -2428,7 +3339,6 @@
           <w:szCs w:val="32"/>
           <w:u w:val="single"/>
         </w:rPr>
-        <w:lastRenderedPageBreak/>
         <w:t xml:space="preserve">TS </w:t>
       </w:r>
       <w:r>
@@ -3698,6 +4608,7 @@
                 <w:sz w:val="28"/>
                 <w:szCs w:val="32"/>
               </w:rPr>
+              <w:lastRenderedPageBreak/>
               <w:t>T.S.</w:t>
             </w:r>
             <w:r>
@@ -5286,7 +6197,6 @@
                 <w:sz w:val="28"/>
                 <w:szCs w:val="32"/>
               </w:rPr>
-              <w:lastRenderedPageBreak/>
               <w:t>T.S.4.3.8.1 – Kramam</w:t>
             </w:r>
           </w:p>
@@ -7878,6 +8788,7 @@
                 <w:sz w:val="28"/>
                 <w:szCs w:val="32"/>
               </w:rPr>
+              <w:lastRenderedPageBreak/>
               <w:t>T.S.4.3.10.1 – Kramam</w:t>
             </w:r>
           </w:p>
@@ -9020,7 +9931,23 @@
                 <w:b/>
                 <w:bCs/>
               </w:rPr>
-              <w:t>tead of avagraham)</w:t>
+              <w:t xml:space="preserve">tead of </w:t>
+            </w:r>
+            <w:proofErr w:type="spellStart"/>
+            <w:r>
+              <w:rPr>
+                <w:b/>
+                <w:bCs/>
+              </w:rPr>
+              <w:t>avagraham</w:t>
+            </w:r>
+            <w:proofErr w:type="spellEnd"/>
+            <w:r>
+              <w:rPr>
+                <w:b/>
+                <w:bCs/>
+              </w:rPr>
+              <w:t>)</w:t>
             </w:r>
           </w:p>
         </w:tc>
@@ -9558,7 +10485,23 @@
                 <w:b/>
                 <w:bCs/>
               </w:rPr>
-              <w:t>tead of avagraham)</w:t>
+              <w:t xml:space="preserve">tead of </w:t>
+            </w:r>
+            <w:proofErr w:type="spellStart"/>
+            <w:r>
+              <w:rPr>
+                <w:b/>
+                <w:bCs/>
+              </w:rPr>
+              <w:t>avagraham</w:t>
+            </w:r>
+            <w:proofErr w:type="spellEnd"/>
+            <w:r>
+              <w:rPr>
+                <w:b/>
+                <w:bCs/>
+              </w:rPr>
+              <w:t>)</w:t>
             </w:r>
           </w:p>
         </w:tc>
@@ -9812,7 +10755,6 @@
                 <w:cs/>
                 <w:lang w:bidi="ta-IN"/>
               </w:rPr>
-              <w:lastRenderedPageBreak/>
               <w:t>ப்ரதி</w:t>
             </w:r>
             <w:r>
@@ -9882,7 +10824,6 @@
                 <w:cs/>
                 <w:lang w:bidi="ta-IN"/>
               </w:rPr>
-              <w:lastRenderedPageBreak/>
               <w:t>ஜ்யோதி</w:t>
             </w:r>
             <w:r>
@@ -9982,7 +10923,6 @@
                 <w:cs/>
                 <w:lang w:bidi="ta-IN"/>
               </w:rPr>
-              <w:lastRenderedPageBreak/>
               <w:t>ப்ரதி</w:t>
             </w:r>
             <w:r>
@@ -10059,7 +10999,6 @@
                 <w:sz w:val="28"/>
                 <w:szCs w:val="32"/>
               </w:rPr>
-              <w:lastRenderedPageBreak/>
               <w:t>T.S.4.3.11.4 – Kramam</w:t>
             </w:r>
           </w:p>
@@ -12525,7 +13464,23 @@
                 <w:b/>
                 <w:bCs/>
               </w:rPr>
-              <w:t>tead of avagraham)</w:t>
+              <w:t xml:space="preserve">tead of </w:t>
+            </w:r>
+            <w:proofErr w:type="spellStart"/>
+            <w:r>
+              <w:rPr>
+                <w:b/>
+                <w:bCs/>
+              </w:rPr>
+              <w:t>avagraham</w:t>
+            </w:r>
+            <w:proofErr w:type="spellEnd"/>
+            <w:r>
+              <w:rPr>
+                <w:b/>
+                <w:bCs/>
+              </w:rPr>
+              <w:t>)</w:t>
             </w:r>
           </w:p>
         </w:tc>
@@ -12563,6 +13518,7 @@
                 <w:sz w:val="28"/>
                 <w:szCs w:val="32"/>
               </w:rPr>
+              <w:lastRenderedPageBreak/>
               <w:t>T.S.4.3.13.4 – Kramam</w:t>
             </w:r>
           </w:p>
@@ -13773,7 +14729,6 @@
                 <w:sz w:val="28"/>
                 <w:szCs w:val="32"/>
               </w:rPr>
-              <w:lastRenderedPageBreak/>
               <w:t>T.S.4.3.13.7 – Kramam</w:t>
             </w:r>
           </w:p>
@@ -15619,7 +16574,16 @@
           <w:bCs/>
           <w:sz w:val="32"/>
         </w:rPr>
-        <w:t>replaced with</w:t>
+        <w:t xml:space="preserve">replaced </w:t>
+      </w:r>
+      <w:proofErr w:type="gramStart"/>
+      <w:r>
+        <w:rPr>
+          <w:b/>
+          <w:bCs/>
+          <w:sz w:val="32"/>
+        </w:rPr>
+        <w:t>with</w:t>
       </w:r>
       <w:r>
         <w:rPr>
@@ -15641,6 +16605,7 @@
         </w:rPr>
         <w:t>"</w:t>
       </w:r>
+      <w:proofErr w:type="gramEnd"/>
       <w:r>
         <w:rPr>
           <w:rFonts w:ascii="Latha" w:hAnsi="Latha" w:cs="Latha"/>
@@ -16015,6 +16980,7 @@
                 <w:sz w:val="32"/>
                 <w:szCs w:val="36"/>
               </w:rPr>
+              <w:lastRenderedPageBreak/>
               <w:t>None</w:t>
             </w:r>
           </w:p>
@@ -16110,7 +17076,7 @@
 </file>
 
 <file path=word/endnotes.xml><?xml version="1.0" encoding="utf-8"?>
-<w:endnotes xmlns:wpc="http://schemas.microsoft.com/office/word/2010/wordprocessingCanvas" xmlns:cx="http://schemas.microsoft.com/office/drawing/2014/chartex" xmlns:cx1="http://schemas.microsoft.com/office/drawing/2015/9/8/chartex" xmlns:cx2="http://schemas.microsoft.com/office/drawing/2015/10/21/chartex" xmlns:cx3="http://schemas.microsoft.com/office/drawing/2016/5/9/chartex" xmlns:cx4="http://schemas.microsoft.com/office/drawing/2016/5/10/chartex" xmlns:cx5="http://schemas.microsoft.com/office/drawing/2016/5/11/chartex" xmlns:cx6="http://schemas.microsoft.com/office/drawing/2016/5/12/chartex" xmlns:cx7="http://schemas.microsoft.com/office/drawing/2016/5/13/chartex" xmlns:cx8="http://schemas.microsoft.com/office/drawing/2016/5/14/chartex" xmlns:mc="http://schemas.openxmlformats.org/markup-compatibility/2006" xmlns:aink="http://schemas.microsoft.com/office/drawing/2016/ink" xmlns:am3d="http://schemas.microsoft.com/office/drawing/2017/model3d" xmlns:o="urn:schemas-microsoft-com:office:office" xmlns:oel="http://schemas.microsoft.com/office/2019/extlst" xmlns:r="http://schemas.openxmlformats.org/officeDocument/2006/relationships" xmlns:m="http://schemas.openxmlformats.org/officeDocument/2006/math" xmlns:v="urn:schemas-microsoft-com:vml" xmlns:wp14="http://schemas.microsoft.com/office/word/2010/wordprocessingDrawing" xmlns:wp="http://schemas.openxmlformats.org/drawingml/2006/wordprocessingDrawing" xmlns:w10="urn:schemas-microsoft-com:office:word" xmlns:w="http://schemas.openxmlformats.org/wordprocessingml/2006/main" xmlns:w14="http://schemas.microsoft.com/office/word/2010/wordml" xmlns:w15="http://schemas.microsoft.com/office/word/2012/wordml" xmlns:w16cex="http://schemas.microsoft.com/office/word/2018/wordml/cex" xmlns:w16cid="http://schemas.microsoft.com/office/word/2016/wordml/cid" xmlns:w16="http://schemas.microsoft.com/office/word/2018/wordml" xmlns:w16sdtdh="http://schemas.microsoft.com/office/word/2020/wordml/sdtdatahash" xmlns:w16se="http://schemas.microsoft.com/office/word/2015/wordml/symex" xmlns:wpg="http://schemas.microsoft.com/office/word/2010/wordprocessingGroup" xmlns:wpi="http://schemas.microsoft.com/office/word/2010/wordprocessingInk" xmlns:wne="http://schemas.microsoft.com/office/word/2006/wordml" xmlns:wps="http://schemas.microsoft.com/office/word/2010/wordprocessingShape" mc:Ignorable="w14 w15 w16se w16cid w16 w16cex w16sdtdh wp14">
+<w:endnotes xmlns:wpc="http://schemas.microsoft.com/office/word/2010/wordprocessingCanvas" xmlns:cx="http://schemas.microsoft.com/office/drawing/2014/chartex" xmlns:cx1="http://schemas.microsoft.com/office/drawing/2015/9/8/chartex" xmlns:cx2="http://schemas.microsoft.com/office/drawing/2015/10/21/chartex" xmlns:cx3="http://schemas.microsoft.com/office/drawing/2016/5/9/chartex" xmlns:cx4="http://schemas.microsoft.com/office/drawing/2016/5/10/chartex" xmlns:cx5="http://schemas.microsoft.com/office/drawing/2016/5/11/chartex" xmlns:cx6="http://schemas.microsoft.com/office/drawing/2016/5/12/chartex" xmlns:cx7="http://schemas.microsoft.com/office/drawing/2016/5/13/chartex" xmlns:cx8="http://schemas.microsoft.com/office/drawing/2016/5/14/chartex" xmlns:mc="http://schemas.openxmlformats.org/markup-compatibility/2006" xmlns:aink="http://schemas.microsoft.com/office/drawing/2016/ink" xmlns:am3d="http://schemas.microsoft.com/office/drawing/2017/model3d" xmlns:o="urn:schemas-microsoft-com:office:office" xmlns:oel="http://schemas.microsoft.com/office/2019/extlst" xmlns:r="http://schemas.openxmlformats.org/officeDocument/2006/relationships" xmlns:m="http://schemas.openxmlformats.org/officeDocument/2006/math" xmlns:v="urn:schemas-microsoft-com:vml" xmlns:wp14="http://schemas.microsoft.com/office/word/2010/wordprocessingDrawing" xmlns:wp="http://schemas.openxmlformats.org/drawingml/2006/wordprocessingDrawing" xmlns:w10="urn:schemas-microsoft-com:office:word" xmlns:w="http://schemas.openxmlformats.org/wordprocessingml/2006/main" xmlns:w14="http://schemas.microsoft.com/office/word/2010/wordml" xmlns:w15="http://schemas.microsoft.com/office/word/2012/wordml" xmlns:w16cei="http://schemas.microsoft.com/office/word/2026/wordml/cei" xmlns:w16cex="http://schemas.microsoft.com/office/word/2018/wordml/cex" xmlns:w16cid="http://schemas.microsoft.com/office/word/2016/wordml/cid" xmlns:w16="http://schemas.microsoft.com/office/word/2018/wordml" xmlns:w16du="http://schemas.microsoft.com/office/word/2023/wordml/word16du" xmlns:w16sdtdh="http://schemas.microsoft.com/office/word/2020/wordml/sdtdatahash" xmlns:w16sdtfl="http://schemas.microsoft.com/office/word/2024/wordml/sdtformatlock" xmlns:w16se="http://schemas.microsoft.com/office/word/2015/wordml/symex" xmlns:wpg="http://schemas.microsoft.com/office/word/2010/wordprocessingGroup" xmlns:wpi="http://schemas.microsoft.com/office/word/2010/wordprocessingInk" xmlns:wne="http://schemas.microsoft.com/office/word/2006/wordml" xmlns:wps="http://schemas.microsoft.com/office/word/2010/wordprocessingShape" mc:Ignorable="w14 w15 w16se w16cid w16 w16cex w16sdtdh w16sdtfl w16du wp14">
   <w:endnote w:type="separator" w:id="-1">
     <w:p>
       <w:pPr>
@@ -16135,7 +17101,7 @@
 </file>
 
 <file path=word/footer1.xml><?xml version="1.0" encoding="utf-8"?>
-<w:ftr xmlns:wpc="http://schemas.microsoft.com/office/word/2010/wordprocessingCanvas" xmlns:cx="http://schemas.microsoft.com/office/drawing/2014/chartex" xmlns:cx1="http://schemas.microsoft.com/office/drawing/2015/9/8/chartex" xmlns:cx2="http://schemas.microsoft.com/office/drawing/2015/10/21/chartex" xmlns:cx3="http://schemas.microsoft.com/office/drawing/2016/5/9/chartex" xmlns:cx4="http://schemas.microsoft.com/office/drawing/2016/5/10/chartex" xmlns:cx5="http://schemas.microsoft.com/office/drawing/2016/5/11/chartex" xmlns:cx6="http://schemas.microsoft.com/office/drawing/2016/5/12/chartex" xmlns:cx7="http://schemas.microsoft.com/office/drawing/2016/5/13/chartex" xmlns:cx8="http://schemas.microsoft.com/office/drawing/2016/5/14/chartex" xmlns:mc="http://schemas.openxmlformats.org/markup-compatibility/2006" xmlns:aink="http://schemas.microsoft.com/office/drawing/2016/ink" xmlns:am3d="http://schemas.microsoft.com/office/drawing/2017/model3d" xmlns:o="urn:schemas-microsoft-com:office:office" xmlns:oel="http://schemas.microsoft.com/office/2019/extlst" xmlns:r="http://schemas.openxmlformats.org/officeDocument/2006/relationships" xmlns:m="http://schemas.openxmlformats.org/officeDocument/2006/math" xmlns:v="urn:schemas-microsoft-com:vml" xmlns:wp14="http://schemas.microsoft.com/office/word/2010/wordprocessingDrawing" xmlns:wp="http://schemas.openxmlformats.org/drawingml/2006/wordprocessingDrawing" xmlns:w10="urn:schemas-microsoft-com:office:word" xmlns:w="http://schemas.openxmlformats.org/wordprocessingml/2006/main" xmlns:w14="http://schemas.microsoft.com/office/word/2010/wordml" xmlns:w15="http://schemas.microsoft.com/office/word/2012/wordml" xmlns:w16cex="http://schemas.microsoft.com/office/word/2018/wordml/cex" xmlns:w16cid="http://schemas.microsoft.com/office/word/2016/wordml/cid" xmlns:w16="http://schemas.microsoft.com/office/word/2018/wordml" xmlns:w16sdtdh="http://schemas.microsoft.com/office/word/2020/wordml/sdtdatahash" xmlns:w16se="http://schemas.microsoft.com/office/word/2015/wordml/symex" xmlns:wpg="http://schemas.microsoft.com/office/word/2010/wordprocessingGroup" xmlns:wpi="http://schemas.microsoft.com/office/word/2010/wordprocessingInk" xmlns:wne="http://schemas.microsoft.com/office/word/2006/wordml" xmlns:wps="http://schemas.microsoft.com/office/word/2010/wordprocessingShape" mc:Ignorable="w14 w15 w16se w16cid w16 w16cex w16sdtdh wp14">
+<w:ftr xmlns:wpc="http://schemas.microsoft.com/office/word/2010/wordprocessingCanvas" xmlns:cx="http://schemas.microsoft.com/office/drawing/2014/chartex" xmlns:cx1="http://schemas.microsoft.com/office/drawing/2015/9/8/chartex" xmlns:cx2="http://schemas.microsoft.com/office/drawing/2015/10/21/chartex" xmlns:cx3="http://schemas.microsoft.com/office/drawing/2016/5/9/chartex" xmlns:cx4="http://schemas.microsoft.com/office/drawing/2016/5/10/chartex" xmlns:cx5="http://schemas.microsoft.com/office/drawing/2016/5/11/chartex" xmlns:cx6="http://schemas.microsoft.com/office/drawing/2016/5/12/chartex" xmlns:cx7="http://schemas.microsoft.com/office/drawing/2016/5/13/chartex" xmlns:cx8="http://schemas.microsoft.com/office/drawing/2016/5/14/chartex" xmlns:mc="http://schemas.openxmlformats.org/markup-compatibility/2006" xmlns:aink="http://schemas.microsoft.com/office/drawing/2016/ink" xmlns:am3d="http://schemas.microsoft.com/office/drawing/2017/model3d" xmlns:o="urn:schemas-microsoft-com:office:office" xmlns:oel="http://schemas.microsoft.com/office/2019/extlst" xmlns:r="http://schemas.openxmlformats.org/officeDocument/2006/relationships" xmlns:m="http://schemas.openxmlformats.org/officeDocument/2006/math" xmlns:v="urn:schemas-microsoft-com:vml" xmlns:wp14="http://schemas.microsoft.com/office/word/2010/wordprocessingDrawing" xmlns:wp="http://schemas.openxmlformats.org/drawingml/2006/wordprocessingDrawing" xmlns:w10="urn:schemas-microsoft-com:office:word" xmlns:w="http://schemas.openxmlformats.org/wordprocessingml/2006/main" xmlns:w14="http://schemas.microsoft.com/office/word/2010/wordml" xmlns:w15="http://schemas.microsoft.com/office/word/2012/wordml" xmlns:w16cei="http://schemas.microsoft.com/office/word/2026/wordml/cei" xmlns:w16cex="http://schemas.microsoft.com/office/word/2018/wordml/cex" xmlns:w16cid="http://schemas.microsoft.com/office/word/2016/wordml/cid" xmlns:w16="http://schemas.microsoft.com/office/word/2018/wordml" xmlns:w16du="http://schemas.microsoft.com/office/word/2023/wordml/word16du" xmlns:w16sdtdh="http://schemas.microsoft.com/office/word/2020/wordml/sdtdatahash" xmlns:w16sdtfl="http://schemas.microsoft.com/office/word/2024/wordml/sdtformatlock" xmlns:w16se="http://schemas.microsoft.com/office/word/2015/wordml/symex" xmlns:wpg="http://schemas.microsoft.com/office/word/2010/wordprocessingGroup" xmlns:wpi="http://schemas.microsoft.com/office/word/2010/wordprocessingInk" xmlns:wne="http://schemas.microsoft.com/office/word/2006/wordml" xmlns:wps="http://schemas.microsoft.com/office/word/2010/wordprocessingShape" mc:Ignorable="w14 w15 w16se w16cid w16 w16cex w16sdtdh w16sdtfl w16du wp14">
   <w:p>
     <w:pPr>
       <w:pBdr>
@@ -16337,7 +17303,7 @@
 </file>
 
 <file path=word/footnotes.xml><?xml version="1.0" encoding="utf-8"?>
-<w:footnotes xmlns:wpc="http://schemas.microsoft.com/office/word/2010/wordprocessingCanvas" xmlns:cx="http://schemas.microsoft.com/office/drawing/2014/chartex" xmlns:cx1="http://schemas.microsoft.com/office/drawing/2015/9/8/chartex" xmlns:cx2="http://schemas.microsoft.com/office/drawing/2015/10/21/chartex" xmlns:cx3="http://schemas.microsoft.com/office/drawing/2016/5/9/chartex" xmlns:cx4="http://schemas.microsoft.com/office/drawing/2016/5/10/chartex" xmlns:cx5="http://schemas.microsoft.com/office/drawing/2016/5/11/chartex" xmlns:cx6="http://schemas.microsoft.com/office/drawing/2016/5/12/chartex" xmlns:cx7="http://schemas.microsoft.com/office/drawing/2016/5/13/chartex" xmlns:cx8="http://schemas.microsoft.com/office/drawing/2016/5/14/chartex" xmlns:mc="http://schemas.openxmlformats.org/markup-compatibility/2006" xmlns:aink="http://schemas.microsoft.com/office/drawing/2016/ink" xmlns:am3d="http://schemas.microsoft.com/office/drawing/2017/model3d" xmlns:o="urn:schemas-microsoft-com:office:office" xmlns:oel="http://schemas.microsoft.com/office/2019/extlst" xmlns:r="http://schemas.openxmlformats.org/officeDocument/2006/relationships" xmlns:m="http://schemas.openxmlformats.org/officeDocument/2006/math" xmlns:v="urn:schemas-microsoft-com:vml" xmlns:wp14="http://schemas.microsoft.com/office/word/2010/wordprocessingDrawing" xmlns:wp="http://schemas.openxmlformats.org/drawingml/2006/wordprocessingDrawing" xmlns:w10="urn:schemas-microsoft-com:office:word" xmlns:w="http://schemas.openxmlformats.org/wordprocessingml/2006/main" xmlns:w14="http://schemas.microsoft.com/office/word/2010/wordml" xmlns:w15="http://schemas.microsoft.com/office/word/2012/wordml" xmlns:w16cex="http://schemas.microsoft.com/office/word/2018/wordml/cex" xmlns:w16cid="http://schemas.microsoft.com/office/word/2016/wordml/cid" xmlns:w16="http://schemas.microsoft.com/office/word/2018/wordml" xmlns:w16sdtdh="http://schemas.microsoft.com/office/word/2020/wordml/sdtdatahash" xmlns:w16se="http://schemas.microsoft.com/office/word/2015/wordml/symex" xmlns:wpg="http://schemas.microsoft.com/office/word/2010/wordprocessingGroup" xmlns:wpi="http://schemas.microsoft.com/office/word/2010/wordprocessingInk" xmlns:wne="http://schemas.microsoft.com/office/word/2006/wordml" xmlns:wps="http://schemas.microsoft.com/office/word/2010/wordprocessingShape" mc:Ignorable="w14 w15 w16se w16cid w16 w16cex w16sdtdh wp14">
+<w:footnotes xmlns:wpc="http://schemas.microsoft.com/office/word/2010/wordprocessingCanvas" xmlns:cx="http://schemas.microsoft.com/office/drawing/2014/chartex" xmlns:cx1="http://schemas.microsoft.com/office/drawing/2015/9/8/chartex" xmlns:cx2="http://schemas.microsoft.com/office/drawing/2015/10/21/chartex" xmlns:cx3="http://schemas.microsoft.com/office/drawing/2016/5/9/chartex" xmlns:cx4="http://schemas.microsoft.com/office/drawing/2016/5/10/chartex" xmlns:cx5="http://schemas.microsoft.com/office/drawing/2016/5/11/chartex" xmlns:cx6="http://schemas.microsoft.com/office/drawing/2016/5/12/chartex" xmlns:cx7="http://schemas.microsoft.com/office/drawing/2016/5/13/chartex" xmlns:cx8="http://schemas.microsoft.com/office/drawing/2016/5/14/chartex" xmlns:mc="http://schemas.openxmlformats.org/markup-compatibility/2006" xmlns:aink="http://schemas.microsoft.com/office/drawing/2016/ink" xmlns:am3d="http://schemas.microsoft.com/office/drawing/2017/model3d" xmlns:o="urn:schemas-microsoft-com:office:office" xmlns:oel="http://schemas.microsoft.com/office/2019/extlst" xmlns:r="http://schemas.openxmlformats.org/officeDocument/2006/relationships" xmlns:m="http://schemas.openxmlformats.org/officeDocument/2006/math" xmlns:v="urn:schemas-microsoft-com:vml" xmlns:wp14="http://schemas.microsoft.com/office/word/2010/wordprocessingDrawing" xmlns:wp="http://schemas.openxmlformats.org/drawingml/2006/wordprocessingDrawing" xmlns:w10="urn:schemas-microsoft-com:office:word" xmlns:w="http://schemas.openxmlformats.org/wordprocessingml/2006/main" xmlns:w14="http://schemas.microsoft.com/office/word/2010/wordml" xmlns:w15="http://schemas.microsoft.com/office/word/2012/wordml" xmlns:w16cei="http://schemas.microsoft.com/office/word/2026/wordml/cei" xmlns:w16cex="http://schemas.microsoft.com/office/word/2018/wordml/cex" xmlns:w16cid="http://schemas.microsoft.com/office/word/2016/wordml/cid" xmlns:w16="http://schemas.microsoft.com/office/word/2018/wordml" xmlns:w16du="http://schemas.microsoft.com/office/word/2023/wordml/word16du" xmlns:w16sdtdh="http://schemas.microsoft.com/office/word/2020/wordml/sdtdatahash" xmlns:w16sdtfl="http://schemas.microsoft.com/office/word/2024/wordml/sdtformatlock" xmlns:w16se="http://schemas.microsoft.com/office/word/2015/wordml/symex" xmlns:wpg="http://schemas.microsoft.com/office/word/2010/wordprocessingGroup" xmlns:wpi="http://schemas.microsoft.com/office/word/2010/wordprocessingInk" xmlns:wne="http://schemas.microsoft.com/office/word/2006/wordml" xmlns:wps="http://schemas.microsoft.com/office/word/2010/wordprocessingShape" mc:Ignorable="w14 w15 w16se w16cid w16 w16cex w16sdtdh w16sdtfl w16du wp14">
   <w:footnote w:type="separator" w:id="-1">
     <w:p>
       <w:pPr>
@@ -16362,7 +17328,7 @@
 </file>
 
 <file path=word/header1.xml><?xml version="1.0" encoding="utf-8"?>
-<w:hdr xmlns:wpc="http://schemas.microsoft.com/office/word/2010/wordprocessingCanvas" xmlns:cx="http://schemas.microsoft.com/office/drawing/2014/chartex" xmlns:cx1="http://schemas.microsoft.com/office/drawing/2015/9/8/chartex" xmlns:cx2="http://schemas.microsoft.com/office/drawing/2015/10/21/chartex" xmlns:cx3="http://schemas.microsoft.com/office/drawing/2016/5/9/chartex" xmlns:cx4="http://schemas.microsoft.com/office/drawing/2016/5/10/chartex" xmlns:cx5="http://schemas.microsoft.com/office/drawing/2016/5/11/chartex" xmlns:cx6="http://schemas.microsoft.com/office/drawing/2016/5/12/chartex" xmlns:cx7="http://schemas.microsoft.com/office/drawing/2016/5/13/chartex" xmlns:cx8="http://schemas.microsoft.com/office/drawing/2016/5/14/chartex" xmlns:mc="http://schemas.openxmlformats.org/markup-compatibility/2006" xmlns:aink="http://schemas.microsoft.com/office/drawing/2016/ink" xmlns:am3d="http://schemas.microsoft.com/office/drawing/2017/model3d" xmlns:o="urn:schemas-microsoft-com:office:office" xmlns:oel="http://schemas.microsoft.com/office/2019/extlst" xmlns:r="http://schemas.openxmlformats.org/officeDocument/2006/relationships" xmlns:m="http://schemas.openxmlformats.org/officeDocument/2006/math" xmlns:v="urn:schemas-microsoft-com:vml" xmlns:wp14="http://schemas.microsoft.com/office/word/2010/wordprocessingDrawing" xmlns:wp="http://schemas.openxmlformats.org/drawingml/2006/wordprocessingDrawing" xmlns:w10="urn:schemas-microsoft-com:office:word" xmlns:w="http://schemas.openxmlformats.org/wordprocessingml/2006/main" xmlns:w14="http://schemas.microsoft.com/office/word/2010/wordml" xmlns:w15="http://schemas.microsoft.com/office/word/2012/wordml" xmlns:w16cex="http://schemas.microsoft.com/office/word/2018/wordml/cex" xmlns:w16cid="http://schemas.microsoft.com/office/word/2016/wordml/cid" xmlns:w16="http://schemas.microsoft.com/office/word/2018/wordml" xmlns:w16sdtdh="http://schemas.microsoft.com/office/word/2020/wordml/sdtdatahash" xmlns:w16se="http://schemas.microsoft.com/office/word/2015/wordml/symex" xmlns:wpg="http://schemas.microsoft.com/office/word/2010/wordprocessingGroup" xmlns:wpi="http://schemas.microsoft.com/office/word/2010/wordprocessingInk" xmlns:wne="http://schemas.microsoft.com/office/word/2006/wordml" xmlns:wps="http://schemas.microsoft.com/office/word/2010/wordprocessingShape" mc:Ignorable="w14 w15 w16se w16cid w16 w16cex w16sdtdh wp14">
+<w:hdr xmlns:wpc="http://schemas.microsoft.com/office/word/2010/wordprocessingCanvas" xmlns:cx="http://schemas.microsoft.com/office/drawing/2014/chartex" xmlns:cx1="http://schemas.microsoft.com/office/drawing/2015/9/8/chartex" xmlns:cx2="http://schemas.microsoft.com/office/drawing/2015/10/21/chartex" xmlns:cx3="http://schemas.microsoft.com/office/drawing/2016/5/9/chartex" xmlns:cx4="http://schemas.microsoft.com/office/drawing/2016/5/10/chartex" xmlns:cx5="http://schemas.microsoft.com/office/drawing/2016/5/11/chartex" xmlns:cx6="http://schemas.microsoft.com/office/drawing/2016/5/12/chartex" xmlns:cx7="http://schemas.microsoft.com/office/drawing/2016/5/13/chartex" xmlns:cx8="http://schemas.microsoft.com/office/drawing/2016/5/14/chartex" xmlns:mc="http://schemas.openxmlformats.org/markup-compatibility/2006" xmlns:aink="http://schemas.microsoft.com/office/drawing/2016/ink" xmlns:am3d="http://schemas.microsoft.com/office/drawing/2017/model3d" xmlns:o="urn:schemas-microsoft-com:office:office" xmlns:oel="http://schemas.microsoft.com/office/2019/extlst" xmlns:r="http://schemas.openxmlformats.org/officeDocument/2006/relationships" xmlns:m="http://schemas.openxmlformats.org/officeDocument/2006/math" xmlns:v="urn:schemas-microsoft-com:vml" xmlns:wp14="http://schemas.microsoft.com/office/word/2010/wordprocessingDrawing" xmlns:wp="http://schemas.openxmlformats.org/drawingml/2006/wordprocessingDrawing" xmlns:w10="urn:schemas-microsoft-com:office:word" xmlns:w="http://schemas.openxmlformats.org/wordprocessingml/2006/main" xmlns:w14="http://schemas.microsoft.com/office/word/2010/wordml" xmlns:w15="http://schemas.microsoft.com/office/word/2012/wordml" xmlns:w16cei="http://schemas.microsoft.com/office/word/2026/wordml/cei" xmlns:w16cex="http://schemas.microsoft.com/office/word/2018/wordml/cex" xmlns:w16cid="http://schemas.microsoft.com/office/word/2016/wordml/cid" xmlns:w16="http://schemas.microsoft.com/office/word/2018/wordml" xmlns:w16du="http://schemas.microsoft.com/office/word/2023/wordml/word16du" xmlns:w16sdtdh="http://schemas.microsoft.com/office/word/2020/wordml/sdtdatahash" xmlns:w16sdtfl="http://schemas.microsoft.com/office/word/2024/wordml/sdtformatlock" xmlns:w16se="http://schemas.microsoft.com/office/word/2015/wordml/symex" xmlns:wpg="http://schemas.microsoft.com/office/word/2010/wordprocessingGroup" xmlns:wpi="http://schemas.microsoft.com/office/word/2010/wordprocessingInk" xmlns:wne="http://schemas.microsoft.com/office/word/2006/wordml" xmlns:wps="http://schemas.microsoft.com/office/word/2010/wordprocessingShape" mc:Ignorable="w14 w15 w16se w16cid w16 w16cex w16sdtdh w16sdtfl w16du wp14">
   <w:p>
     <w:pPr>
       <w:pStyle w:val="Header"/>
@@ -16375,7 +17341,7 @@
 </file>
 
 <file path=word/header2.xml><?xml version="1.0" encoding="utf-8"?>
-<w:hdr xmlns:wpc="http://schemas.microsoft.com/office/word/2010/wordprocessingCanvas" xmlns:cx="http://schemas.microsoft.com/office/drawing/2014/chartex" xmlns:cx1="http://schemas.microsoft.com/office/drawing/2015/9/8/chartex" xmlns:cx2="http://schemas.microsoft.com/office/drawing/2015/10/21/chartex" xmlns:cx3="http://schemas.microsoft.com/office/drawing/2016/5/9/chartex" xmlns:cx4="http://schemas.microsoft.com/office/drawing/2016/5/10/chartex" xmlns:cx5="http://schemas.microsoft.com/office/drawing/2016/5/11/chartex" xmlns:cx6="http://schemas.microsoft.com/office/drawing/2016/5/12/chartex" xmlns:cx7="http://schemas.microsoft.com/office/drawing/2016/5/13/chartex" xmlns:cx8="http://schemas.microsoft.com/office/drawing/2016/5/14/chartex" xmlns:mc="http://schemas.openxmlformats.org/markup-compatibility/2006" xmlns:aink="http://schemas.microsoft.com/office/drawing/2016/ink" xmlns:am3d="http://schemas.microsoft.com/office/drawing/2017/model3d" xmlns:o="urn:schemas-microsoft-com:office:office" xmlns:oel="http://schemas.microsoft.com/office/2019/extlst" xmlns:r="http://schemas.openxmlformats.org/officeDocument/2006/relationships" xmlns:m="http://schemas.openxmlformats.org/officeDocument/2006/math" xmlns:v="urn:schemas-microsoft-com:vml" xmlns:wp14="http://schemas.microsoft.com/office/word/2010/wordprocessingDrawing" xmlns:wp="http://schemas.openxmlformats.org/drawingml/2006/wordprocessingDrawing" xmlns:w10="urn:schemas-microsoft-com:office:word" xmlns:w="http://schemas.openxmlformats.org/wordprocessingml/2006/main" xmlns:w14="http://schemas.microsoft.com/office/word/2010/wordml" xmlns:w15="http://schemas.microsoft.com/office/word/2012/wordml" xmlns:w16cex="http://schemas.microsoft.com/office/word/2018/wordml/cex" xmlns:w16cid="http://schemas.microsoft.com/office/word/2016/wordml/cid" xmlns:w16="http://schemas.microsoft.com/office/word/2018/wordml" xmlns:w16sdtdh="http://schemas.microsoft.com/office/word/2020/wordml/sdtdatahash" xmlns:w16se="http://schemas.microsoft.com/office/word/2015/wordml/symex" xmlns:wpg="http://schemas.microsoft.com/office/word/2010/wordprocessingGroup" xmlns:wpi="http://schemas.microsoft.com/office/word/2010/wordprocessingInk" xmlns:wne="http://schemas.microsoft.com/office/word/2006/wordml" xmlns:wps="http://schemas.microsoft.com/office/word/2010/wordprocessingShape" mc:Ignorable="w14 w15 w16se w16cid w16 w16cex w16sdtdh wp14">
+<w:hdr xmlns:wpc="http://schemas.microsoft.com/office/word/2010/wordprocessingCanvas" xmlns:cx="http://schemas.microsoft.com/office/drawing/2014/chartex" xmlns:cx1="http://schemas.microsoft.com/office/drawing/2015/9/8/chartex" xmlns:cx2="http://schemas.microsoft.com/office/drawing/2015/10/21/chartex" xmlns:cx3="http://schemas.microsoft.com/office/drawing/2016/5/9/chartex" xmlns:cx4="http://schemas.microsoft.com/office/drawing/2016/5/10/chartex" xmlns:cx5="http://schemas.microsoft.com/office/drawing/2016/5/11/chartex" xmlns:cx6="http://schemas.microsoft.com/office/drawing/2016/5/12/chartex" xmlns:cx7="http://schemas.microsoft.com/office/drawing/2016/5/13/chartex" xmlns:cx8="http://schemas.microsoft.com/office/drawing/2016/5/14/chartex" xmlns:mc="http://schemas.openxmlformats.org/markup-compatibility/2006" xmlns:aink="http://schemas.microsoft.com/office/drawing/2016/ink" xmlns:am3d="http://schemas.microsoft.com/office/drawing/2017/model3d" xmlns:o="urn:schemas-microsoft-com:office:office" xmlns:oel="http://schemas.microsoft.com/office/2019/extlst" xmlns:r="http://schemas.openxmlformats.org/officeDocument/2006/relationships" xmlns:m="http://schemas.openxmlformats.org/officeDocument/2006/math" xmlns:v="urn:schemas-microsoft-com:vml" xmlns:wp14="http://schemas.microsoft.com/office/word/2010/wordprocessingDrawing" xmlns:wp="http://schemas.openxmlformats.org/drawingml/2006/wordprocessingDrawing" xmlns:w10="urn:schemas-microsoft-com:office:word" xmlns:w="http://schemas.openxmlformats.org/wordprocessingml/2006/main" xmlns:w14="http://schemas.microsoft.com/office/word/2010/wordml" xmlns:w15="http://schemas.microsoft.com/office/word/2012/wordml" xmlns:w16cei="http://schemas.microsoft.com/office/word/2026/wordml/cei" xmlns:w16cex="http://schemas.microsoft.com/office/word/2018/wordml/cex" xmlns:w16cid="http://schemas.microsoft.com/office/word/2016/wordml/cid" xmlns:w16="http://schemas.microsoft.com/office/word/2018/wordml" xmlns:w16du="http://schemas.microsoft.com/office/word/2023/wordml/word16du" xmlns:w16sdtdh="http://schemas.microsoft.com/office/word/2020/wordml/sdtdatahash" xmlns:w16sdtfl="http://schemas.microsoft.com/office/word/2024/wordml/sdtformatlock" xmlns:w16se="http://schemas.microsoft.com/office/word/2015/wordml/symex" xmlns:wpg="http://schemas.microsoft.com/office/word/2010/wordprocessingGroup" xmlns:wpi="http://schemas.microsoft.com/office/word/2010/wordprocessingInk" xmlns:wne="http://schemas.microsoft.com/office/word/2006/wordml" xmlns:wps="http://schemas.microsoft.com/office/word/2010/wordprocessingShape" mc:Ignorable="w14 w15 w16se w16cid w16 w16cex w16sdtdh w16sdtfl w16du wp14">
   <w:p>
     <w:pPr>
       <w:pStyle w:val="Header"/>
@@ -16388,7 +17354,7 @@
 </file>
 
 <file path=word/styles.xml><?xml version="1.0" encoding="utf-8"?>
-<w:styles xmlns:mc="http://schemas.openxmlformats.org/markup-compatibility/2006" xmlns:r="http://schemas.openxmlformats.org/officeDocument/2006/relationships" xmlns:w="http://schemas.openxmlformats.org/wordprocessingml/2006/main" xmlns:w14="http://schemas.microsoft.com/office/word/2010/wordml" xmlns:w15="http://schemas.microsoft.com/office/word/2012/wordml" xmlns:w16cex="http://schemas.microsoft.com/office/word/2018/wordml/cex" xmlns:w16cid="http://schemas.microsoft.com/office/word/2016/wordml/cid" xmlns:w16="http://schemas.microsoft.com/office/word/2018/wordml" xmlns:w16sdtdh="http://schemas.microsoft.com/office/word/2020/wordml/sdtdatahash" xmlns:w16se="http://schemas.microsoft.com/office/word/2015/wordml/symex" mc:Ignorable="w14 w15 w16se w16cid w16 w16cex w16sdtdh">
+<w:styles xmlns:mc="http://schemas.openxmlformats.org/markup-compatibility/2006" xmlns:r="http://schemas.openxmlformats.org/officeDocument/2006/relationships" xmlns:w="http://schemas.openxmlformats.org/wordprocessingml/2006/main" xmlns:w14="http://schemas.microsoft.com/office/word/2010/wordml" xmlns:w15="http://schemas.microsoft.com/office/word/2012/wordml" xmlns:w16cex="http://schemas.microsoft.com/office/word/2018/wordml/cex" xmlns:w16cid="http://schemas.microsoft.com/office/word/2016/wordml/cid" xmlns:w16="http://schemas.microsoft.com/office/word/2018/wordml" xmlns:w16du="http://schemas.microsoft.com/office/word/2023/wordml/word16du" xmlns:w16sdtdh="http://schemas.microsoft.com/office/word/2020/wordml/sdtdatahash" xmlns:w16sdtfl="http://schemas.microsoft.com/office/word/2024/wordml/sdtformatlock" xmlns:w16se="http://schemas.microsoft.com/office/word/2015/wordml/symex" mc:Ignorable="w14 w15 w16se w16cid w16 w16cex w16sdtdh w16sdtfl w16du">
   <w:docDefaults>
     <w:rPrDefault>
       <w:rPr>

--- a/TS-Kramam/TS-4.3/TS 4.3 Tamil Krama Paatam Corrections.docx
+++ b/TS-Kramam/TS-4.3/TS 4.3 Tamil Krama Paatam Corrections.docx
@@ -373,16 +373,7 @@
                 <w:sz w:val="28"/>
                 <w:szCs w:val="28"/>
               </w:rPr>
-              <w:t xml:space="preserve"> </w:t>
-            </w:r>
-            <w:r>
-              <w:rPr>
-                <w:rFonts w:cs="Arial"/>
-                <w:b/>
-                <w:sz w:val="28"/>
-                <w:szCs w:val="28"/>
-              </w:rPr>
-              <w:t>7</w:t>
+              <w:t xml:space="preserve"> 7</w:t>
             </w:r>
           </w:p>
         </w:tc>
@@ -887,6 +878,16 @@
           <w:u w:val="single"/>
         </w:rPr>
       </w:pPr>
+      <w:r>
+        <w:rPr>
+          <w:b/>
+          <w:bCs/>
+          <w:sz w:val="32"/>
+          <w:szCs w:val="32"/>
+          <w:u w:val="single"/>
+        </w:rPr>
+        <w:t>==================</w:t>
+      </w:r>
     </w:p>
     <w:p>
       <w:pPr>
@@ -12965,6 +12966,7 @@
                 <w:sz w:val="28"/>
                 <w:szCs w:val="32"/>
               </w:rPr>
+              <w:lastRenderedPageBreak/>
               <w:t>T.S.4.3.13.12 – Kramam</w:t>
             </w:r>
           </w:p>
@@ -13518,7 +13520,6 @@
                 <w:sz w:val="28"/>
                 <w:szCs w:val="32"/>
               </w:rPr>
-              <w:lastRenderedPageBreak/>
               <w:t>T.S.4.3.13.4 – Kramam</w:t>
             </w:r>
           </w:p>
@@ -16829,6 +16830,7 @@
           <w:b/>
           <w:bCs/>
         </w:rPr>
+        <w:lastRenderedPageBreak/>
         <w:t>(ignore those which are already incorporated in your book’s version and date)</w:t>
       </w:r>
     </w:p>
@@ -16980,7 +16982,6 @@
                 <w:sz w:val="32"/>
                 <w:szCs w:val="36"/>
               </w:rPr>
-              <w:lastRenderedPageBreak/>
               <w:t>None</w:t>
             </w:r>
           </w:p>
@@ -17065,7 +17066,8 @@
     <w:sectPr>
       <w:headerReference w:type="even" r:id="rId7"/>
       <w:headerReference w:type="default" r:id="rId8"/>
-      <w:footerReference w:type="default" r:id="rId9"/>
+      <w:footerReference w:type="even" r:id="rId9"/>
+      <w:footerReference w:type="default" r:id="rId10"/>
       <w:pgSz w:w="15840" w:h="12240" w:orient="landscape"/>
       <w:pgMar w:top="1440" w:right="1440" w:bottom="1440" w:left="1440" w:header="720" w:footer="720" w:gutter="0"/>
       <w:cols w:space="720"/>
@@ -17107,6 +17109,141 @@
       <w:pBdr>
         <w:top w:val="single" w:sz="4" w:space="1" w:color="auto"/>
       </w:pBdr>
+      <w:jc w:val="right"/>
+      <w:rPr>
+        <w:b/>
+        <w:bCs/>
+      </w:rPr>
+    </w:pPr>
+    <w:r>
+      <w:rPr>
+        <w:b/>
+        <w:bCs/>
+        <w:sz w:val="28"/>
+        <w:szCs w:val="28"/>
+        <w:lang w:val="en-IN"/>
+      </w:rPr>
+      <w:t>www.vedavms.in</w:t>
+    </w:r>
+    <w:r>
+      <w:rPr>
+        <w:b/>
+        <w:bCs/>
+        <w:sz w:val="28"/>
+        <w:szCs w:val="28"/>
+        <w:lang w:val="en-IN"/>
+      </w:rPr>
+      <w:t xml:space="preserve">                                                    </w:t>
+    </w:r>
+    <w:r>
+      <w:rPr>
+        <w:b/>
+        <w:bCs/>
+      </w:rPr>
+      <w:t xml:space="preserve">Page </w:t>
+    </w:r>
+    <w:r>
+      <w:rPr>
+        <w:b/>
+        <w:bCs/>
+      </w:rPr>
+      <w:fldChar w:fldCharType="begin"/>
+    </w:r>
+    <w:r>
+      <w:rPr>
+        <w:b/>
+        <w:bCs/>
+      </w:rPr>
+      <w:instrText xml:space="preserve"> PAGE </w:instrText>
+    </w:r>
+    <w:r>
+      <w:rPr>
+        <w:b/>
+        <w:bCs/>
+      </w:rPr>
+      <w:fldChar w:fldCharType="separate"/>
+    </w:r>
+    <w:r>
+      <w:rPr>
+        <w:b/>
+        <w:bCs/>
+      </w:rPr>
+      <w:t>1</w:t>
+    </w:r>
+    <w:r>
+      <w:rPr>
+        <w:b/>
+        <w:bCs/>
+      </w:rPr>
+      <w:fldChar w:fldCharType="end"/>
+    </w:r>
+    <w:r>
+      <w:rPr>
+        <w:b/>
+        <w:bCs/>
+      </w:rPr>
+      <w:t xml:space="preserve"> of </w:t>
+    </w:r>
+    <w:r>
+      <w:rPr>
+        <w:b/>
+        <w:bCs/>
+      </w:rPr>
+      <w:fldChar w:fldCharType="begin"/>
+    </w:r>
+    <w:r>
+      <w:rPr>
+        <w:b/>
+        <w:bCs/>
+      </w:rPr>
+      <w:instrText xml:space="preserve"> NUMPAGES  </w:instrText>
+    </w:r>
+    <w:r>
+      <w:rPr>
+        <w:b/>
+        <w:bCs/>
+      </w:rPr>
+      <w:fldChar w:fldCharType="separate"/>
+    </w:r>
+    <w:r>
+      <w:rPr>
+        <w:b/>
+        <w:bCs/>
+      </w:rPr>
+      <w:t>6</w:t>
+    </w:r>
+    <w:r>
+      <w:rPr>
+        <w:b/>
+        <w:bCs/>
+      </w:rPr>
+      <w:fldChar w:fldCharType="end"/>
+    </w:r>
+  </w:p>
+  <w:p>
+    <w:pPr>
+      <w:pStyle w:val="Footer"/>
+      <w:jc w:val="center"/>
+      <w:rPr>
+        <w:b/>
+        <w:bCs/>
+        <w:sz w:val="28"/>
+        <w:szCs w:val="28"/>
+        <w:lang w:val="en-IN"/>
+      </w:rPr>
+    </w:pPr>
+  </w:p>
+</w:ftr>
+</file>
+
+<file path=word/footer2.xml><?xml version="1.0" encoding="utf-8"?>
+<w:ftr xmlns:wpc="http://schemas.microsoft.com/office/word/2010/wordprocessingCanvas" xmlns:cx="http://schemas.microsoft.com/office/drawing/2014/chartex" xmlns:cx1="http://schemas.microsoft.com/office/drawing/2015/9/8/chartex" xmlns:cx2="http://schemas.microsoft.com/office/drawing/2015/10/21/chartex" xmlns:cx3="http://schemas.microsoft.com/office/drawing/2016/5/9/chartex" xmlns:cx4="http://schemas.microsoft.com/office/drawing/2016/5/10/chartex" xmlns:cx5="http://schemas.microsoft.com/office/drawing/2016/5/11/chartex" xmlns:cx6="http://schemas.microsoft.com/office/drawing/2016/5/12/chartex" xmlns:cx7="http://schemas.microsoft.com/office/drawing/2016/5/13/chartex" xmlns:cx8="http://schemas.microsoft.com/office/drawing/2016/5/14/chartex" xmlns:mc="http://schemas.openxmlformats.org/markup-compatibility/2006" xmlns:aink="http://schemas.microsoft.com/office/drawing/2016/ink" xmlns:am3d="http://schemas.microsoft.com/office/drawing/2017/model3d" xmlns:o="urn:schemas-microsoft-com:office:office" xmlns:oel="http://schemas.microsoft.com/office/2019/extlst" xmlns:r="http://schemas.openxmlformats.org/officeDocument/2006/relationships" xmlns:m="http://schemas.openxmlformats.org/officeDocument/2006/math" xmlns:v="urn:schemas-microsoft-com:vml" xmlns:wp14="http://schemas.microsoft.com/office/word/2010/wordprocessingDrawing" xmlns:wp="http://schemas.openxmlformats.org/drawingml/2006/wordprocessingDrawing" xmlns:w10="urn:schemas-microsoft-com:office:word" xmlns:w="http://schemas.openxmlformats.org/wordprocessingml/2006/main" xmlns:w14="http://schemas.microsoft.com/office/word/2010/wordml" xmlns:w15="http://schemas.microsoft.com/office/word/2012/wordml" xmlns:w16cei="http://schemas.microsoft.com/office/word/2026/wordml/cei" xmlns:w16cex="http://schemas.microsoft.com/office/word/2018/wordml/cex" xmlns:w16cid="http://schemas.microsoft.com/office/word/2016/wordml/cid" xmlns:w16="http://schemas.microsoft.com/office/word/2018/wordml" xmlns:w16du="http://schemas.microsoft.com/office/word/2023/wordml/word16du" xmlns:w16sdtdh="http://schemas.microsoft.com/office/word/2020/wordml/sdtdatahash" xmlns:w16sdtfl="http://schemas.microsoft.com/office/word/2024/wordml/sdtformatlock" xmlns:w16se="http://schemas.microsoft.com/office/word/2015/wordml/symex" xmlns:wpg="http://schemas.microsoft.com/office/word/2010/wordprocessingGroup" xmlns:wpi="http://schemas.microsoft.com/office/word/2010/wordprocessingInk" xmlns:wne="http://schemas.microsoft.com/office/word/2006/wordml" xmlns:wps="http://schemas.microsoft.com/office/word/2010/wordprocessingShape" mc:Ignorable="w14 w15 w16se w16cid w16 w16cex w16sdtdh w16sdtfl w16du wp14">
+  <w:p>
+    <w:pPr>
+      <w:pBdr>
+        <w:top w:val="single" w:sz="4" w:space="1" w:color="auto"/>
+      </w:pBdr>
+      <w:jc w:val="right"/>
       <w:rPr>
         <w:b/>
         <w:bCs/>
@@ -17181,6 +17318,13 @@
         <w:bCs/>
       </w:rPr>
       <w:tab/>
+    </w:r>
+    <w:r>
+      <w:rPr>
+        <w:b/>
+        <w:bCs/>
+      </w:rPr>
+      <w:t xml:space="preserve">            </w:t>
     </w:r>
     <w:r>
       <w:rPr>
@@ -17857,6 +18001,29 @@
       <w:lang w:bidi="ar-SA"/>
     </w:rPr>
   </w:style>
+  <w:style w:type="character" w:styleId="Hyperlink">
+    <w:name w:val="Hyperlink"/>
+    <w:basedOn w:val="DefaultParagraphFont"/>
+    <w:uiPriority w:val="99"/>
+    <w:unhideWhenUsed/>
+    <w:rsid w:val="000656DF"/>
+    <w:rPr>
+      <w:color w:val="0563C1" w:themeColor="hyperlink"/>
+      <w:u w:val="single"/>
+    </w:rPr>
+  </w:style>
+  <w:style w:type="character" w:styleId="UnresolvedMention">
+    <w:name w:val="Unresolved Mention"/>
+    <w:basedOn w:val="DefaultParagraphFont"/>
+    <w:uiPriority w:val="99"/>
+    <w:semiHidden/>
+    <w:unhideWhenUsed/>
+    <w:rsid w:val="000656DF"/>
+    <w:rPr>
+      <w:color w:val="605E5C"/>
+      <w:shd w:val="clear" w:color="auto" w:fill="E1DFDD"/>
+    </w:rPr>
+  </w:style>
 </w:styles>
 </file>
 

--- a/TS-Kramam/TS-4.3/TS 4.3 Tamil Krama Paatam Corrections.docx
+++ b/TS-Kramam/TS-4.3/TS 4.3 Tamil Krama Paatam Corrections.docx
@@ -866,6 +866,581 @@
           </w:p>
         </w:tc>
       </w:tr>
+      <w:tr>
+        <w:trPr>
+          <w:trHeight w:val="1118"/>
+        </w:trPr>
+        <w:tc>
+          <w:tcPr>
+            <w:tcW w:w="3906" w:type="dxa"/>
+            <w:tcBorders>
+              <w:top w:val="single" w:sz="4" w:space="0" w:color="000000"/>
+              <w:left w:val="single" w:sz="4" w:space="0" w:color="000000"/>
+              <w:bottom w:val="single" w:sz="4" w:space="0" w:color="000000"/>
+              <w:right w:val="single" w:sz="4" w:space="0" w:color="000000"/>
+            </w:tcBorders>
+          </w:tcPr>
+          <w:p>
+            <w:pPr>
+              <w:widowControl w:val="0"/>
+              <w:tabs>
+                <w:tab w:val="left" w:pos="993"/>
+              </w:tabs>
+              <w:autoSpaceDE w:val="0"/>
+              <w:autoSpaceDN w:val="0"/>
+              <w:adjustRightInd w:val="0"/>
+              <w:spacing w:before="0" w:line="240" w:lineRule="auto"/>
+              <w:ind w:right="297"/>
+              <w:rPr>
+                <w:rFonts w:cs="Arial"/>
+                <w:b/>
+                <w:sz w:val="28"/>
+                <w:szCs w:val="32"/>
+              </w:rPr>
+            </w:pPr>
+            <w:r>
+              <w:rPr>
+                <w:rFonts w:cs="Arial"/>
+                <w:b/>
+                <w:sz w:val="28"/>
+                <w:szCs w:val="32"/>
+              </w:rPr>
+              <w:t>T.S.4.3.</w:t>
+            </w:r>
+            <w:r>
+              <w:rPr>
+                <w:rFonts w:cs="Arial"/>
+                <w:b/>
+                <w:sz w:val="28"/>
+                <w:szCs w:val="32"/>
+              </w:rPr>
+              <w:t>11.5</w:t>
+            </w:r>
+            <w:r>
+              <w:rPr>
+                <w:rFonts w:cs="Arial"/>
+                <w:b/>
+                <w:sz w:val="28"/>
+                <w:szCs w:val="32"/>
+              </w:rPr>
+              <w:t xml:space="preserve"> – Kramam</w:t>
+            </w:r>
+          </w:p>
+          <w:p>
+            <w:pPr>
+              <w:widowControl w:val="0"/>
+              <w:tabs>
+                <w:tab w:val="left" w:pos="993"/>
+              </w:tabs>
+              <w:autoSpaceDE w:val="0"/>
+              <w:autoSpaceDN w:val="0"/>
+              <w:adjustRightInd w:val="0"/>
+              <w:spacing w:before="0" w:line="240" w:lineRule="auto"/>
+              <w:ind w:right="297"/>
+              <w:rPr>
+                <w:rFonts w:cs="Arial"/>
+                <w:b/>
+                <w:sz w:val="28"/>
+                <w:szCs w:val="32"/>
+                <w:lang w:val="en-IN"/>
+              </w:rPr>
+            </w:pPr>
+            <w:r>
+              <w:rPr>
+                <w:rFonts w:cs="Arial"/>
+                <w:b/>
+                <w:sz w:val="28"/>
+                <w:szCs w:val="32"/>
+                <w:lang w:val="en-IN"/>
+              </w:rPr>
+              <w:t>Krama Vaakyam No.– 31</w:t>
+            </w:r>
+          </w:p>
+          <w:p>
+            <w:pPr>
+              <w:widowControl w:val="0"/>
+              <w:tabs>
+                <w:tab w:val="left" w:pos="993"/>
+              </w:tabs>
+              <w:autoSpaceDE w:val="0"/>
+              <w:autoSpaceDN w:val="0"/>
+              <w:adjustRightInd w:val="0"/>
+              <w:spacing w:before="0" w:line="252" w:lineRule="auto"/>
+              <w:ind w:right="297"/>
+              <w:rPr>
+                <w:rFonts w:cs="Arial"/>
+                <w:b/>
+                <w:sz w:val="28"/>
+                <w:szCs w:val="32"/>
+              </w:rPr>
+            </w:pPr>
+            <w:r>
+              <w:rPr>
+                <w:rFonts w:cs="Arial"/>
+                <w:b/>
+                <w:sz w:val="28"/>
+                <w:szCs w:val="32"/>
+                <w:lang w:val="it-IT"/>
+              </w:rPr>
+              <w:t>Panchaati No</w:t>
+            </w:r>
+            <w:r>
+              <w:rPr>
+                <w:rFonts w:cs="Arial"/>
+                <w:b/>
+                <w:szCs w:val="32"/>
+                <w:lang w:val="it-IT"/>
+              </w:rPr>
+              <w:t xml:space="preserve">. - </w:t>
+            </w:r>
+            <w:r>
+              <w:rPr>
+                <w:rFonts w:cs="Arial"/>
+                <w:b/>
+                <w:sz w:val="28"/>
+                <w:szCs w:val="32"/>
+                <w:lang w:val="it-IT"/>
+              </w:rPr>
+              <w:t>25</w:t>
+            </w:r>
+          </w:p>
+        </w:tc>
+        <w:tc>
+          <w:tcPr>
+            <w:tcW w:w="5103" w:type="dxa"/>
+            <w:tcBorders>
+              <w:top w:val="single" w:sz="4" w:space="0" w:color="000000"/>
+              <w:left w:val="single" w:sz="4" w:space="0" w:color="000000"/>
+              <w:bottom w:val="single" w:sz="4" w:space="0" w:color="000000"/>
+              <w:right w:val="single" w:sz="4" w:space="0" w:color="000000"/>
+            </w:tcBorders>
+          </w:tcPr>
+          <w:p>
+            <w:pPr>
+              <w:widowControl w:val="0"/>
+              <w:autoSpaceDE w:val="0"/>
+              <w:autoSpaceDN w:val="0"/>
+              <w:adjustRightInd w:val="0"/>
+              <w:spacing w:before="0" w:line="240" w:lineRule="auto"/>
+              <w:rPr>
+                <w:rFonts w:ascii="Latha" w:hAnsi="Latha" w:cs="Latha"/>
+                <w:sz w:val="28"/>
+                <w:szCs w:val="28"/>
+                <w:lang w:bidi="ta-IN"/>
+              </w:rPr>
+            </w:pPr>
+            <w:r>
+              <w:rPr>
+                <w:rFonts w:ascii="Latha" w:hAnsi="Latha" w:cs="Latha"/>
+                <w:sz w:val="28"/>
+                <w:szCs w:val="28"/>
+                <w:cs/>
+                <w:lang w:bidi="ta-IN"/>
+              </w:rPr>
+              <w:t>ந</w:t>
+            </w:r>
+            <w:r>
+              <w:rPr>
+                <w:rFonts w:ascii="BRH Tamil Tab Extra" w:hAnsi="BRH Tamil Tab Extra" w:cs="Latha"/>
+                <w:b/>
+                <w:sz w:val="36"/>
+                <w:szCs w:val="28"/>
+                <w:lang w:bidi="ta-IN"/>
+              </w:rPr>
+              <w:t>…</w:t>
+            </w:r>
+            <w:r>
+              <w:rPr>
+                <w:rFonts w:ascii="Latha" w:hAnsi="Latha" w:cs="Latha"/>
+                <w:b/>
+                <w:bCs/>
+                <w:sz w:val="32"/>
+                <w:szCs w:val="32"/>
+                <w:cs/>
+                <w:lang w:bidi="ta-IN"/>
+              </w:rPr>
+              <w:t>:</w:t>
+            </w:r>
+            <w:r>
+              <w:rPr>
+                <w:rFonts w:ascii="Latha" w:hAnsi="Latha" w:cs="Latha"/>
+                <w:sz w:val="28"/>
+                <w:szCs w:val="28"/>
+                <w:lang w:bidi="ta-IN"/>
+              </w:rPr>
+              <w:t xml:space="preserve"> </w:t>
+            </w:r>
+            <w:r>
+              <w:rPr>
+                <w:rFonts w:ascii="Latha" w:hAnsi="Latha" w:cs="Latha"/>
+                <w:sz w:val="28"/>
+                <w:szCs w:val="28"/>
+                <w:cs/>
+                <w:lang w:bidi="ta-IN"/>
+              </w:rPr>
+              <w:t>பய</w:t>
+            </w:r>
+            <w:r>
+              <w:rPr>
+                <w:rFonts w:ascii="BRH Tamil Tab Extra" w:hAnsi="BRH Tamil Tab Extra" w:cs="Latha"/>
+                <w:b/>
+                <w:sz w:val="36"/>
+                <w:szCs w:val="28"/>
+                <w:lang w:bidi="ta-IN"/>
+              </w:rPr>
+              <w:t>†</w:t>
+            </w:r>
+            <w:r>
+              <w:rPr>
+                <w:rFonts w:ascii="Latha" w:hAnsi="Latha" w:cs="Latha"/>
+                <w:sz w:val="28"/>
+                <w:szCs w:val="28"/>
+                <w:cs/>
+                <w:lang w:bidi="ta-IN"/>
+              </w:rPr>
+              <w:t>ஸ்வதீ</w:t>
+            </w:r>
+            <w:r>
+              <w:rPr>
+                <w:rFonts w:ascii="Latha" w:hAnsi="Latha" w:cs="Latha"/>
+                <w:sz w:val="28"/>
+                <w:szCs w:val="28"/>
+                <w:lang w:bidi="ta-IN"/>
+              </w:rPr>
+              <w:t xml:space="preserve"> | </w:t>
+            </w:r>
+            <w:r>
+              <w:rPr>
+                <w:rFonts w:ascii="Latha" w:hAnsi="Latha" w:cs="Latha"/>
+                <w:sz w:val="28"/>
+                <w:szCs w:val="28"/>
+                <w:lang w:bidi="ta-IN"/>
+              </w:rPr>
+              <w:br/>
+            </w:r>
+            <w:r>
+              <w:rPr>
+                <w:rFonts w:ascii="Latha" w:hAnsi="Latha" w:cs="Latha"/>
+                <w:sz w:val="28"/>
+                <w:szCs w:val="28"/>
+                <w:cs/>
+                <w:lang w:bidi="ta-IN"/>
+              </w:rPr>
+              <w:t>பய</w:t>
+            </w:r>
+            <w:r>
+              <w:rPr>
+                <w:rFonts w:ascii="BRH Tamil Tab Extra" w:hAnsi="BRH Tamil Tab Extra" w:cs="Latha"/>
+                <w:b/>
+                <w:sz w:val="36"/>
+                <w:szCs w:val="28"/>
+                <w:lang w:bidi="ta-IN"/>
+              </w:rPr>
+              <w:t>†</w:t>
+            </w:r>
+            <w:r>
+              <w:rPr>
+                <w:rFonts w:ascii="Latha" w:hAnsi="Latha" w:cs="Latha"/>
+                <w:sz w:val="28"/>
+                <w:szCs w:val="28"/>
+                <w:cs/>
+                <w:lang w:bidi="ta-IN"/>
+              </w:rPr>
+              <w:t>ஸ்வதீ</w:t>
+            </w:r>
+            <w:r>
+              <w:rPr>
+                <w:rFonts w:ascii="Latha" w:hAnsi="Latha" w:cs="Latha"/>
+                <w:sz w:val="28"/>
+                <w:szCs w:val="28"/>
+                <w:lang w:bidi="ta-IN"/>
+              </w:rPr>
+              <w:t xml:space="preserve"> </w:t>
+            </w:r>
+            <w:r>
+              <w:rPr>
+                <w:rFonts w:ascii="Latha" w:hAnsi="Latha" w:cs="Latha"/>
+                <w:sz w:val="28"/>
+                <w:szCs w:val="28"/>
+                <w:highlight w:val="yellow"/>
+                <w:cs/>
+                <w:lang w:bidi="ta-IN"/>
+              </w:rPr>
+              <w:t>து</w:t>
+            </w:r>
+            <w:r>
+              <w:rPr>
+                <w:rFonts w:ascii="BRH Tamil Tab Extra" w:hAnsi="BRH Tamil Tab Extra" w:cs="Latha"/>
+                <w:b/>
+                <w:sz w:val="36"/>
+                <w:szCs w:val="28"/>
+                <w:highlight w:val="yellow"/>
+                <w:lang w:bidi="ta-IN"/>
+              </w:rPr>
+              <w:t>…</w:t>
+            </w:r>
+            <w:r>
+              <w:rPr>
+                <w:rFonts w:ascii="Latha" w:hAnsi="Latha" w:cs="Latha"/>
+                <w:b/>
+                <w:bCs/>
+                <w:position w:val="-12"/>
+                <w:sz w:val="28"/>
+                <w:szCs w:val="28"/>
+                <w:highlight w:val="yellow"/>
+                <w:cs/>
+                <w:lang w:bidi="ta-IN"/>
+              </w:rPr>
+              <w:t>4</w:t>
+            </w:r>
+            <w:r>
+              <w:rPr>
+                <w:rFonts w:ascii="Latha" w:hAnsi="Latha" w:cs="Latha"/>
+                <w:sz w:val="28"/>
+                <w:szCs w:val="28"/>
+                <w:cs/>
+                <w:lang w:bidi="ta-IN"/>
+              </w:rPr>
+              <w:t>க்ஷ்வ</w:t>
+            </w:r>
+            <w:r>
+              <w:rPr>
+                <w:rFonts w:ascii="Latha" w:hAnsi="Latha" w:cs="Latha"/>
+                <w:sz w:val="28"/>
+                <w:szCs w:val="28"/>
+                <w:lang w:bidi="ta-IN"/>
+              </w:rPr>
+              <w:t xml:space="preserve"> |</w:t>
+            </w:r>
+          </w:p>
+          <w:p>
+            <w:pPr>
+              <w:widowControl w:val="0"/>
+              <w:autoSpaceDE w:val="0"/>
+              <w:autoSpaceDN w:val="0"/>
+              <w:adjustRightInd w:val="0"/>
+              <w:spacing w:before="0" w:line="240" w:lineRule="auto"/>
+              <w:rPr>
+                <w:rFonts w:ascii="Latha" w:hAnsi="Latha" w:cs="Latha"/>
+                <w:sz w:val="28"/>
+                <w:szCs w:val="28"/>
+                <w:cs/>
+                <w:lang w:bidi="ta-IN"/>
+              </w:rPr>
+            </w:pPr>
+          </w:p>
+        </w:tc>
+        <w:tc>
+          <w:tcPr>
+            <w:tcW w:w="5386" w:type="dxa"/>
+            <w:tcBorders>
+              <w:top w:val="single" w:sz="4" w:space="0" w:color="000000"/>
+              <w:left w:val="single" w:sz="4" w:space="0" w:color="000000"/>
+              <w:bottom w:val="single" w:sz="4" w:space="0" w:color="000000"/>
+              <w:right w:val="single" w:sz="4" w:space="0" w:color="000000"/>
+            </w:tcBorders>
+          </w:tcPr>
+          <w:p>
+            <w:pPr>
+              <w:widowControl w:val="0"/>
+              <w:autoSpaceDE w:val="0"/>
+              <w:autoSpaceDN w:val="0"/>
+              <w:adjustRightInd w:val="0"/>
+              <w:spacing w:before="0" w:line="240" w:lineRule="auto"/>
+              <w:rPr>
+                <w:rFonts w:ascii="Latha" w:hAnsi="Latha" w:cs="Latha"/>
+                <w:sz w:val="28"/>
+                <w:szCs w:val="28"/>
+                <w:highlight w:val="green"/>
+                <w:cs/>
+                <w:lang w:bidi="ta-IN"/>
+              </w:rPr>
+            </w:pPr>
+            <w:r>
+              <w:rPr>
+                <w:rFonts w:ascii="Latha" w:hAnsi="Latha" w:cs="Latha"/>
+                <w:sz w:val="28"/>
+                <w:szCs w:val="28"/>
+                <w:cs/>
+                <w:lang w:bidi="ta-IN"/>
+              </w:rPr>
+              <w:t>ந</w:t>
+            </w:r>
+            <w:r>
+              <w:rPr>
+                <w:rFonts w:ascii="BRH Tamil Tab Extra" w:hAnsi="BRH Tamil Tab Extra" w:cs="Latha"/>
+                <w:b/>
+                <w:sz w:val="36"/>
+                <w:szCs w:val="28"/>
+                <w:lang w:bidi="ta-IN"/>
+              </w:rPr>
+              <w:t>…</w:t>
+            </w:r>
+            <w:r>
+              <w:rPr>
+                <w:rFonts w:ascii="Latha" w:hAnsi="Latha" w:cs="Latha"/>
+                <w:b/>
+                <w:bCs/>
+                <w:sz w:val="32"/>
+                <w:szCs w:val="32"/>
+                <w:cs/>
+                <w:lang w:bidi="ta-IN"/>
+              </w:rPr>
+              <w:t>:</w:t>
+            </w:r>
+            <w:r>
+              <w:rPr>
+                <w:rFonts w:ascii="Latha" w:hAnsi="Latha" w:cs="Latha"/>
+                <w:sz w:val="28"/>
+                <w:szCs w:val="28"/>
+                <w:lang w:bidi="ta-IN"/>
+              </w:rPr>
+              <w:t xml:space="preserve"> </w:t>
+            </w:r>
+            <w:r>
+              <w:rPr>
+                <w:rFonts w:ascii="Latha" w:hAnsi="Latha" w:cs="Latha"/>
+                <w:sz w:val="28"/>
+                <w:szCs w:val="28"/>
+                <w:cs/>
+                <w:lang w:bidi="ta-IN"/>
+              </w:rPr>
+              <w:t>பய</w:t>
+            </w:r>
+            <w:r>
+              <w:rPr>
+                <w:rFonts w:ascii="BRH Tamil Tab Extra" w:hAnsi="BRH Tamil Tab Extra" w:cs="Latha"/>
+                <w:b/>
+                <w:sz w:val="36"/>
+                <w:szCs w:val="28"/>
+                <w:lang w:bidi="ta-IN"/>
+              </w:rPr>
+              <w:t>†</w:t>
+            </w:r>
+            <w:r>
+              <w:rPr>
+                <w:rFonts w:ascii="Latha" w:hAnsi="Latha" w:cs="Latha"/>
+                <w:sz w:val="28"/>
+                <w:szCs w:val="28"/>
+                <w:cs/>
+                <w:lang w:bidi="ta-IN"/>
+              </w:rPr>
+              <w:t>ஸ்வதீ</w:t>
+            </w:r>
+            <w:r>
+              <w:rPr>
+                <w:rFonts w:ascii="Latha" w:hAnsi="Latha" w:cs="Latha"/>
+                <w:sz w:val="28"/>
+                <w:szCs w:val="28"/>
+                <w:lang w:bidi="ta-IN"/>
+              </w:rPr>
+              <w:t xml:space="preserve"> | </w:t>
+            </w:r>
+            <w:r>
+              <w:rPr>
+                <w:rFonts w:ascii="Latha" w:hAnsi="Latha" w:cs="Latha"/>
+                <w:sz w:val="28"/>
+                <w:szCs w:val="28"/>
+                <w:lang w:bidi="ta-IN"/>
+              </w:rPr>
+              <w:br/>
+            </w:r>
+            <w:r>
+              <w:rPr>
+                <w:rFonts w:ascii="Latha" w:hAnsi="Latha" w:cs="Latha"/>
+                <w:sz w:val="28"/>
+                <w:szCs w:val="28"/>
+                <w:cs/>
+                <w:lang w:bidi="ta-IN"/>
+              </w:rPr>
+              <w:t>பய</w:t>
+            </w:r>
+            <w:r>
+              <w:rPr>
+                <w:rFonts w:ascii="BRH Tamil Tab Extra" w:hAnsi="BRH Tamil Tab Extra" w:cs="Latha"/>
+                <w:b/>
+                <w:sz w:val="36"/>
+                <w:szCs w:val="28"/>
+                <w:lang w:bidi="ta-IN"/>
+              </w:rPr>
+              <w:t>†</w:t>
+            </w:r>
+            <w:r>
+              <w:rPr>
+                <w:rFonts w:ascii="Latha" w:hAnsi="Latha" w:cs="Latha"/>
+                <w:sz w:val="28"/>
+                <w:szCs w:val="28"/>
+                <w:cs/>
+                <w:lang w:bidi="ta-IN"/>
+              </w:rPr>
+              <w:t>ஸ்வதீ</w:t>
+            </w:r>
+            <w:r>
+              <w:rPr>
+                <w:rFonts w:ascii="Latha" w:hAnsi="Latha" w:cs="Latha"/>
+                <w:sz w:val="28"/>
+                <w:szCs w:val="28"/>
+                <w:lang w:bidi="ta-IN"/>
+              </w:rPr>
+              <w:t xml:space="preserve"> </w:t>
+            </w:r>
+            <w:r>
+              <w:rPr>
+                <w:rFonts w:ascii="Latha" w:hAnsi="Latha" w:cs="Latha"/>
+                <w:sz w:val="28"/>
+                <w:szCs w:val="28"/>
+                <w:highlight w:val="green"/>
+                <w:cs/>
+                <w:lang w:bidi="ta-IN"/>
+              </w:rPr>
+              <w:t>து</w:t>
+            </w:r>
+            <w:r>
+              <w:rPr>
+                <w:rFonts w:ascii="Latha" w:hAnsi="Latha" w:cs="Latha"/>
+                <w:b/>
+                <w:bCs/>
+                <w:position w:val="-12"/>
+                <w:sz w:val="28"/>
+                <w:szCs w:val="28"/>
+                <w:highlight w:val="green"/>
+                <w:cs/>
+                <w:lang w:bidi="ta-IN"/>
+              </w:rPr>
+              <w:t>4</w:t>
+            </w:r>
+            <w:r>
+              <w:rPr>
+                <w:rFonts w:ascii="Latha" w:hAnsi="Latha" w:cs="Latha"/>
+                <w:sz w:val="28"/>
+                <w:szCs w:val="28"/>
+                <w:cs/>
+                <w:lang w:bidi="ta-IN"/>
+              </w:rPr>
+              <w:t>க்ஷ்</w:t>
+            </w:r>
+            <w:r>
+              <w:rPr>
+                <w:rFonts w:ascii="Latha" w:hAnsi="Latha" w:cs="Latha"/>
+                <w:sz w:val="28"/>
+                <w:szCs w:val="28"/>
+                <w:cs/>
+                <w:lang w:bidi="ta-IN"/>
+              </w:rPr>
+              <w:t>வ</w:t>
+            </w:r>
+            <w:r>
+              <w:rPr>
+                <w:rFonts w:ascii="Latha" w:hAnsi="Latha" w:cs="Latha"/>
+                <w:sz w:val="28"/>
+                <w:szCs w:val="28"/>
+                <w:lang w:bidi="ta-IN"/>
+              </w:rPr>
+              <w:t xml:space="preserve"> |</w:t>
+            </w:r>
+          </w:p>
+        </w:tc>
+      </w:tr>
     </w:tbl>
     <w:p>
       <w:pPr>
@@ -900,28 +1475,6 @@
           <w:u w:val="single"/>
         </w:rPr>
       </w:pPr>
-    </w:p>
-    <w:p>
-      <w:pPr>
-        <w:jc w:val="center"/>
-        <w:rPr>
-          <w:b/>
-          <w:bCs/>
-          <w:sz w:val="32"/>
-          <w:szCs w:val="32"/>
-          <w:u w:val="single"/>
-        </w:rPr>
-      </w:pPr>
-      <w:r>
-        <w:rPr>
-          <w:b/>
-          <w:bCs/>
-          <w:sz w:val="32"/>
-          <w:szCs w:val="32"/>
-          <w:u w:val="single"/>
-        </w:rPr>
-        <w:br/>
-      </w:r>
       <w:r>
         <w:rPr>
           <w:b/>
@@ -3284,54 +3837,6 @@
           <w:u w:val="single"/>
         </w:rPr>
       </w:pPr>
-    </w:p>
-    <w:p>
-      <w:pPr>
-        <w:jc w:val="center"/>
-        <w:rPr>
-          <w:b/>
-          <w:bCs/>
-          <w:sz w:val="32"/>
-          <w:szCs w:val="32"/>
-          <w:u w:val="single"/>
-        </w:rPr>
-      </w:pPr>
-    </w:p>
-    <w:p>
-      <w:pPr>
-        <w:jc w:val="center"/>
-        <w:rPr>
-          <w:b/>
-          <w:bCs/>
-          <w:sz w:val="32"/>
-          <w:szCs w:val="32"/>
-          <w:u w:val="single"/>
-        </w:rPr>
-      </w:pPr>
-    </w:p>
-    <w:p>
-      <w:pPr>
-        <w:jc w:val="center"/>
-        <w:rPr>
-          <w:b/>
-          <w:bCs/>
-          <w:sz w:val="32"/>
-          <w:szCs w:val="32"/>
-          <w:u w:val="single"/>
-        </w:rPr>
-      </w:pPr>
-    </w:p>
-    <w:p>
-      <w:pPr>
-        <w:jc w:val="center"/>
-        <w:rPr>
-          <w:b/>
-          <w:bCs/>
-          <w:sz w:val="32"/>
-          <w:szCs w:val="32"/>
-          <w:u w:val="single"/>
-        </w:rPr>
-      </w:pPr>
       <w:r>
         <w:rPr>
           <w:b/>
@@ -4609,7 +5114,6 @@
                 <w:sz w:val="28"/>
                 <w:szCs w:val="32"/>
               </w:rPr>
-              <w:lastRenderedPageBreak/>
               <w:t>T.S.</w:t>
             </w:r>
             <w:r>
@@ -5072,6 +5576,7 @@
                 <w:sz w:val="28"/>
                 <w:szCs w:val="32"/>
               </w:rPr>
+              <w:lastRenderedPageBreak/>
               <w:t>T.S.</w:t>
             </w:r>
             <w:r>
@@ -5902,266 +6407,255 @@
             <w:pPr>
               <w:spacing w:before="0" w:line="240" w:lineRule="auto"/>
               <w:rPr>
-                <w:rFonts w:ascii="Latha" w:hAnsi="Latha" w:cs="Latha"/>
-                <w:sz w:val="28"/>
-                <w:szCs w:val="28"/>
-                <w:lang w:bidi="ta-IN"/>
-              </w:rPr>
-            </w:pPr>
-            <w:r>
-              <w:rPr>
-                <w:rFonts w:ascii="Latha" w:hAnsi="Latha" w:cs="Latha"/>
-                <w:sz w:val="28"/>
-                <w:szCs w:val="28"/>
-                <w:cs/>
-                <w:lang w:bidi="ta-IN"/>
-              </w:rPr>
-              <w:t>ச</w:t>
-            </w:r>
-            <w:r>
-              <w:rPr>
-                <w:rFonts w:ascii="Latha" w:hAnsi="Latha" w:cs="Latha"/>
-                <w:b/>
-                <w:bCs/>
-                <w:position w:val="-12"/>
-                <w:sz w:val="28"/>
-                <w:szCs w:val="28"/>
-                <w:cs/>
-                <w:lang w:bidi="ta-IN"/>
-              </w:rPr>
-              <w:t>2</w:t>
-            </w:r>
-            <w:r>
-              <w:rPr>
-                <w:rFonts w:ascii="Latha" w:hAnsi="Latha" w:cs="Latha"/>
-                <w:sz w:val="28"/>
-                <w:szCs w:val="28"/>
-                <w:cs/>
-                <w:lang w:bidi="ta-IN"/>
-              </w:rPr>
-              <w:t>ந்தோ</w:t>
-            </w:r>
-            <w:r>
-              <w:rPr>
-                <w:rFonts w:ascii="BRH Tamil Tab Extra" w:hAnsi="BRH Tamil Tab Extra" w:cs="Latha"/>
-                <w:b/>
-                <w:sz w:val="36"/>
-                <w:szCs w:val="28"/>
-                <w:lang w:bidi="ta-IN"/>
-              </w:rPr>
-              <w:t>‡</w:t>
-            </w:r>
-            <w:r>
-              <w:rPr>
-                <w:rFonts w:ascii="Latha" w:hAnsi="Latha" w:cs="Latha"/>
-                <w:b/>
-                <w:bCs/>
-                <w:position w:val="-12"/>
-                <w:sz w:val="28"/>
-                <w:szCs w:val="28"/>
-                <w:cs/>
-                <w:lang w:bidi="ta-IN"/>
-              </w:rPr>
-              <w:t>3</w:t>
-            </w:r>
-            <w:r>
-              <w:rPr>
-                <w:rFonts w:ascii="BRH Devanagari Extra" w:hAnsi="BRH Devanagari Extra" w:cs="Latha"/>
-                <w:b/>
-                <w:sz w:val="36"/>
-                <w:szCs w:val="28"/>
-                <w:highlight w:val="green"/>
-                <w:lang w:bidi="ta-IN"/>
-              </w:rPr>
-              <w:t>Å</w:t>
-            </w:r>
-            <w:r>
-              <w:rPr>
-                <w:rFonts w:ascii="Latha" w:hAnsi="Latha" w:cs="Latha"/>
-                <w:sz w:val="28"/>
-                <w:szCs w:val="28"/>
-                <w:highlight w:val="green"/>
-                <w:cs/>
-                <w:lang w:bidi="ta-IN"/>
-              </w:rPr>
-              <w:t>ஸ்ரீ</w:t>
-            </w:r>
-            <w:r>
-              <w:rPr>
-                <w:rFonts w:ascii="BRH Tamil Tab Extra" w:hAnsi="BRH Tamil Tab Extra" w:cs="Latha"/>
-                <w:b/>
-                <w:sz w:val="36"/>
-                <w:szCs w:val="28"/>
-                <w:highlight w:val="green"/>
-                <w:lang w:bidi="ta-IN"/>
-              </w:rPr>
-              <w:t>…</w:t>
-            </w:r>
-            <w:r>
-              <w:rPr>
-                <w:rFonts w:ascii="Latha" w:hAnsi="Latha" w:cs="Latha"/>
-                <w:sz w:val="28"/>
-                <w:szCs w:val="28"/>
-                <w:highlight w:val="green"/>
-                <w:cs/>
-                <w:lang w:bidi="ta-IN"/>
-              </w:rPr>
-              <w:t>வி</w:t>
-            </w:r>
-            <w:r>
-              <w:rPr>
-                <w:rFonts w:ascii="Latha" w:hAnsi="Latha" w:cs="Latha"/>
-                <w:b/>
-                <w:bCs/>
-                <w:sz w:val="32"/>
-                <w:szCs w:val="32"/>
-                <w:highlight w:val="green"/>
-                <w:cs/>
-                <w:lang w:bidi="ta-IN"/>
-              </w:rPr>
-              <w:t>:</w:t>
-            </w:r>
-            <w:r>
-              <w:rPr>
-                <w:rFonts w:ascii="Latha" w:hAnsi="Latha" w:cs="Latha"/>
-                <w:sz w:val="28"/>
-                <w:szCs w:val="28"/>
-                <w:lang w:bidi="ta-IN"/>
-              </w:rPr>
-              <w:t xml:space="preserve"> | </w:t>
-            </w:r>
-            <w:r>
-              <w:rPr>
-                <w:rFonts w:ascii="Latha" w:hAnsi="Latha" w:cs="Latha"/>
-                <w:sz w:val="28"/>
-                <w:szCs w:val="28"/>
-                <w:highlight w:val="green"/>
-                <w:cs/>
-                <w:lang w:bidi="ta-IN"/>
-              </w:rPr>
-              <w:t>அ</w:t>
-            </w:r>
-            <w:r>
-              <w:rPr>
-                <w:rFonts w:ascii="BRH Tamil Tab Extra" w:hAnsi="BRH Tamil Tab Extra" w:cs="Latha"/>
-                <w:b/>
-                <w:sz w:val="36"/>
-                <w:szCs w:val="28"/>
-                <w:highlight w:val="green"/>
-                <w:lang w:bidi="ta-IN"/>
-              </w:rPr>
-              <w:t>…</w:t>
-            </w:r>
-            <w:r>
-              <w:rPr>
-                <w:rFonts w:ascii="Latha" w:hAnsi="Latha" w:cs="Latha"/>
-                <w:sz w:val="28"/>
-                <w:szCs w:val="28"/>
-                <w:highlight w:val="green"/>
-                <w:cs/>
-                <w:lang w:bidi="ta-IN"/>
-              </w:rPr>
-              <w:t>ஸ்ரீ</w:t>
-            </w:r>
-            <w:r>
-              <w:rPr>
-                <w:rFonts w:ascii="BRH Tamil Tab Extra" w:hAnsi="BRH Tamil Tab Extra" w:cs="Latha"/>
-                <w:b/>
-                <w:sz w:val="36"/>
-                <w:szCs w:val="28"/>
-                <w:highlight w:val="green"/>
-                <w:lang w:bidi="ta-IN"/>
-              </w:rPr>
-              <w:t>…</w:t>
-            </w:r>
-            <w:r>
-              <w:rPr>
-                <w:rFonts w:ascii="Latha" w:hAnsi="Latha" w:cs="Latha"/>
-                <w:sz w:val="28"/>
-                <w:szCs w:val="28"/>
-                <w:cs/>
-                <w:lang w:bidi="ta-IN"/>
-              </w:rPr>
-              <w:t>விஶ்ச</w:t>
-            </w:r>
-            <w:r>
-              <w:rPr>
-                <w:rFonts w:ascii="Latha" w:hAnsi="Latha" w:cs="Latha"/>
-                <w:b/>
-                <w:bCs/>
-                <w:position w:val="-12"/>
-                <w:sz w:val="28"/>
-                <w:szCs w:val="28"/>
-                <w:cs/>
-                <w:lang w:bidi="ta-IN"/>
-              </w:rPr>
-              <w:t>2</w:t>
-            </w:r>
-            <w:r>
-              <w:rPr>
-                <w:rFonts w:ascii="Latha" w:hAnsi="Latha" w:cs="Latha"/>
-                <w:sz w:val="28"/>
-                <w:szCs w:val="28"/>
-                <w:cs/>
-                <w:lang w:bidi="ta-IN"/>
-              </w:rPr>
-              <w:t>ந்த</w:t>
-            </w:r>
-            <w:r>
-              <w:rPr>
-                <w:rFonts w:ascii="BRH Tamil Tab Extra" w:hAnsi="BRH Tamil Tab Extra" w:cs="Latha"/>
-                <w:b/>
-                <w:sz w:val="36"/>
-                <w:szCs w:val="28"/>
-                <w:lang w:bidi="ta-IN"/>
-              </w:rPr>
-              <w:t>†</w:t>
-            </w:r>
-            <w:r>
-              <w:rPr>
-                <w:rFonts w:ascii="Latha" w:hAnsi="Latha" w:cs="Latha"/>
-                <w:b/>
-                <w:bCs/>
-                <w:position w:val="-12"/>
-                <w:sz w:val="28"/>
-                <w:szCs w:val="28"/>
-                <w:cs/>
-                <w:lang w:bidi="ta-IN"/>
-              </w:rPr>
-              <w:t>3</w:t>
-            </w:r>
-            <w:r>
-              <w:rPr>
-                <w:rFonts w:ascii="Latha" w:hAnsi="Latha" w:cs="Latha"/>
-                <w:b/>
-                <w:bCs/>
-                <w:sz w:val="32"/>
-                <w:szCs w:val="32"/>
-                <w:cs/>
-                <w:lang w:bidi="ta-IN"/>
-              </w:rPr>
-              <w:t>:</w:t>
-            </w:r>
-            <w:r>
-              <w:rPr>
-                <w:rFonts w:ascii="Latha" w:hAnsi="Latha" w:cs="Latha"/>
-                <w:sz w:val="28"/>
-                <w:szCs w:val="28"/>
-                <w:lang w:bidi="ta-IN"/>
-              </w:rPr>
-              <w:t xml:space="preserve"> |</w:t>
-            </w:r>
-          </w:p>
-          <w:p>
-            <w:pPr>
-              <w:spacing w:before="0" w:line="240" w:lineRule="auto"/>
-              <w:rPr>
                 <w:rFonts w:ascii="BRH Devanagari Extra" w:hAnsi="BRH Devanagari Extra" w:cs="BRH Devanagari Extra"/>
                 <w:color w:val="000000"/>
                 <w:sz w:val="40"/>
                 <w:szCs w:val="40"/>
               </w:rPr>
             </w:pPr>
+            <w:r>
+              <w:rPr>
+                <w:rFonts w:ascii="Latha" w:hAnsi="Latha" w:cs="Latha"/>
+                <w:sz w:val="28"/>
+                <w:szCs w:val="28"/>
+                <w:cs/>
+                <w:lang w:bidi="ta-IN"/>
+              </w:rPr>
+              <w:t>ச</w:t>
+            </w:r>
+            <w:r>
+              <w:rPr>
+                <w:rFonts w:ascii="Latha" w:hAnsi="Latha" w:cs="Latha"/>
+                <w:b/>
+                <w:bCs/>
+                <w:position w:val="-12"/>
+                <w:sz w:val="28"/>
+                <w:szCs w:val="28"/>
+                <w:cs/>
+                <w:lang w:bidi="ta-IN"/>
+              </w:rPr>
+              <w:t>2</w:t>
+            </w:r>
+            <w:r>
+              <w:rPr>
+                <w:rFonts w:ascii="Latha" w:hAnsi="Latha" w:cs="Latha"/>
+                <w:sz w:val="28"/>
+                <w:szCs w:val="28"/>
+                <w:cs/>
+                <w:lang w:bidi="ta-IN"/>
+              </w:rPr>
+              <w:t>ந்தோ</w:t>
+            </w:r>
+            <w:r>
+              <w:rPr>
+                <w:rFonts w:ascii="BRH Tamil Tab Extra" w:hAnsi="BRH Tamil Tab Extra" w:cs="Latha"/>
+                <w:b/>
+                <w:sz w:val="36"/>
+                <w:szCs w:val="28"/>
+                <w:lang w:bidi="ta-IN"/>
+              </w:rPr>
+              <w:t>‡</w:t>
+            </w:r>
+            <w:r>
+              <w:rPr>
+                <w:rFonts w:ascii="Latha" w:hAnsi="Latha" w:cs="Latha"/>
+                <w:b/>
+                <w:bCs/>
+                <w:position w:val="-12"/>
+                <w:sz w:val="28"/>
+                <w:szCs w:val="28"/>
+                <w:cs/>
+                <w:lang w:bidi="ta-IN"/>
+              </w:rPr>
+              <w:t>3</w:t>
+            </w:r>
+            <w:r>
+              <w:rPr>
+                <w:rFonts w:ascii="BRH Devanagari Extra" w:hAnsi="BRH Devanagari Extra" w:cs="Latha"/>
+                <w:b/>
+                <w:sz w:val="36"/>
+                <w:szCs w:val="28"/>
+                <w:highlight w:val="green"/>
+                <w:lang w:bidi="ta-IN"/>
+              </w:rPr>
+              <w:t>Å</w:t>
+            </w:r>
+            <w:r>
+              <w:rPr>
+                <w:rFonts w:ascii="Latha" w:hAnsi="Latha" w:cs="Latha"/>
+                <w:sz w:val="28"/>
+                <w:szCs w:val="28"/>
+                <w:highlight w:val="green"/>
+                <w:cs/>
+                <w:lang w:bidi="ta-IN"/>
+              </w:rPr>
+              <w:t>ஸ்ரீ</w:t>
+            </w:r>
+            <w:r>
+              <w:rPr>
+                <w:rFonts w:ascii="BRH Tamil Tab Extra" w:hAnsi="BRH Tamil Tab Extra" w:cs="Latha"/>
+                <w:b/>
+                <w:sz w:val="36"/>
+                <w:szCs w:val="28"/>
+                <w:highlight w:val="green"/>
+                <w:lang w:bidi="ta-IN"/>
+              </w:rPr>
+              <w:t>…</w:t>
+            </w:r>
+            <w:r>
+              <w:rPr>
+                <w:rFonts w:ascii="Latha" w:hAnsi="Latha" w:cs="Latha"/>
+                <w:sz w:val="28"/>
+                <w:szCs w:val="28"/>
+                <w:highlight w:val="green"/>
+                <w:cs/>
+                <w:lang w:bidi="ta-IN"/>
+              </w:rPr>
+              <w:t>வி</w:t>
+            </w:r>
+            <w:r>
+              <w:rPr>
+                <w:rFonts w:ascii="Latha" w:hAnsi="Latha" w:cs="Latha"/>
+                <w:b/>
+                <w:bCs/>
+                <w:sz w:val="32"/>
+                <w:szCs w:val="32"/>
+                <w:highlight w:val="green"/>
+                <w:cs/>
+                <w:lang w:bidi="ta-IN"/>
+              </w:rPr>
+              <w:t>:</w:t>
+            </w:r>
+            <w:r>
+              <w:rPr>
+                <w:rFonts w:ascii="Latha" w:hAnsi="Latha" w:cs="Latha"/>
+                <w:sz w:val="28"/>
+                <w:szCs w:val="28"/>
+                <w:lang w:bidi="ta-IN"/>
+              </w:rPr>
+              <w:t xml:space="preserve"> | </w:t>
+            </w:r>
+            <w:r>
+              <w:rPr>
+                <w:rFonts w:ascii="Latha" w:hAnsi="Latha" w:cs="Latha"/>
+                <w:sz w:val="28"/>
+                <w:szCs w:val="28"/>
+                <w:highlight w:val="green"/>
+                <w:cs/>
+                <w:lang w:bidi="ta-IN"/>
+              </w:rPr>
+              <w:t>அ</w:t>
+            </w:r>
+            <w:r>
+              <w:rPr>
+                <w:rFonts w:ascii="BRH Tamil Tab Extra" w:hAnsi="BRH Tamil Tab Extra" w:cs="Latha"/>
+                <w:b/>
+                <w:sz w:val="36"/>
+                <w:szCs w:val="28"/>
+                <w:highlight w:val="green"/>
+                <w:lang w:bidi="ta-IN"/>
+              </w:rPr>
+              <w:t>…</w:t>
+            </w:r>
+            <w:r>
+              <w:rPr>
+                <w:rFonts w:ascii="Latha" w:hAnsi="Latha" w:cs="Latha"/>
+                <w:sz w:val="28"/>
+                <w:szCs w:val="28"/>
+                <w:highlight w:val="green"/>
+                <w:cs/>
+                <w:lang w:bidi="ta-IN"/>
+              </w:rPr>
+              <w:t>ஸ்ரீ</w:t>
+            </w:r>
+            <w:r>
+              <w:rPr>
+                <w:rFonts w:ascii="BRH Tamil Tab Extra" w:hAnsi="BRH Tamil Tab Extra" w:cs="Latha"/>
+                <w:b/>
+                <w:sz w:val="36"/>
+                <w:szCs w:val="28"/>
+                <w:highlight w:val="green"/>
+                <w:lang w:bidi="ta-IN"/>
+              </w:rPr>
+              <w:t>…</w:t>
+            </w:r>
+            <w:r>
+              <w:rPr>
+                <w:rFonts w:ascii="Latha" w:hAnsi="Latha" w:cs="Latha"/>
+                <w:sz w:val="28"/>
+                <w:szCs w:val="28"/>
+                <w:cs/>
+                <w:lang w:bidi="ta-IN"/>
+              </w:rPr>
+              <w:t>விஶ்ச</w:t>
+            </w:r>
+            <w:r>
+              <w:rPr>
+                <w:rFonts w:ascii="Latha" w:hAnsi="Latha" w:cs="Latha"/>
+                <w:b/>
+                <w:bCs/>
+                <w:position w:val="-12"/>
+                <w:sz w:val="28"/>
+                <w:szCs w:val="28"/>
+                <w:cs/>
+                <w:lang w:bidi="ta-IN"/>
+              </w:rPr>
+              <w:t>2</w:t>
+            </w:r>
+            <w:r>
+              <w:rPr>
+                <w:rFonts w:ascii="Latha" w:hAnsi="Latha" w:cs="Latha"/>
+                <w:sz w:val="28"/>
+                <w:szCs w:val="28"/>
+                <w:cs/>
+                <w:lang w:bidi="ta-IN"/>
+              </w:rPr>
+              <w:t>ந்த</w:t>
+            </w:r>
+            <w:r>
+              <w:rPr>
+                <w:rFonts w:ascii="BRH Tamil Tab Extra" w:hAnsi="BRH Tamil Tab Extra" w:cs="Latha"/>
+                <w:b/>
+                <w:sz w:val="36"/>
+                <w:szCs w:val="28"/>
+                <w:lang w:bidi="ta-IN"/>
+              </w:rPr>
+              <w:t>†</w:t>
+            </w:r>
+            <w:r>
+              <w:rPr>
+                <w:rFonts w:ascii="Latha" w:hAnsi="Latha" w:cs="Latha"/>
+                <w:b/>
+                <w:bCs/>
+                <w:position w:val="-12"/>
+                <w:sz w:val="28"/>
+                <w:szCs w:val="28"/>
+                <w:cs/>
+                <w:lang w:bidi="ta-IN"/>
+              </w:rPr>
+              <w:t>3</w:t>
+            </w:r>
+            <w:r>
+              <w:rPr>
+                <w:rFonts w:ascii="Latha" w:hAnsi="Latha" w:cs="Latha"/>
+                <w:b/>
+                <w:bCs/>
+                <w:sz w:val="32"/>
+                <w:szCs w:val="32"/>
+                <w:cs/>
+                <w:lang w:bidi="ta-IN"/>
+              </w:rPr>
+              <w:t>:</w:t>
+            </w:r>
+            <w:r>
+              <w:rPr>
+                <w:rFonts w:ascii="Latha" w:hAnsi="Latha" w:cs="Latha"/>
+                <w:sz w:val="28"/>
+                <w:szCs w:val="28"/>
+                <w:lang w:bidi="ta-IN"/>
+              </w:rPr>
+              <w:t xml:space="preserve"> |</w:t>
+            </w:r>
           </w:p>
         </w:tc>
       </w:tr>
@@ -8789,7 +9283,6 @@
                 <w:sz w:val="28"/>
                 <w:szCs w:val="32"/>
               </w:rPr>
-              <w:lastRenderedPageBreak/>
               <w:t>T.S.4.3.10.1 – Kramam</w:t>
             </w:r>
           </w:p>
@@ -9268,6 +9761,7 @@
                 <w:sz w:val="28"/>
                 <w:szCs w:val="32"/>
               </w:rPr>
+              <w:lastRenderedPageBreak/>
               <w:t>T.S.4.3.10.1 – Kramam</w:t>
             </w:r>
           </w:p>
@@ -12966,7 +13460,6 @@
                 <w:sz w:val="28"/>
                 <w:szCs w:val="32"/>
               </w:rPr>
-              <w:lastRenderedPageBreak/>
               <w:t>T.S.4.3.13.12 – Kramam</w:t>
             </w:r>
           </w:p>
@@ -13520,6 +14013,7 @@
                 <w:sz w:val="28"/>
                 <w:szCs w:val="32"/>
               </w:rPr>
+              <w:lastRenderedPageBreak/>
               <w:t>T.S.4.3.13.4 – Kramam</w:t>
             </w:r>
           </w:p>
@@ -16654,6 +17148,9 @@
     </w:p>
     <w:p>
       <w:pPr>
+        <w:pBdr>
+          <w:bottom w:val="double" w:sz="6" w:space="1" w:color="auto"/>
+        </w:pBdr>
         <w:jc w:val="center"/>
         <w:rPr>
           <w:b/>
@@ -16663,7 +17160,10 @@
           <w:u w:val="single"/>
         </w:rPr>
       </w:pPr>
-      <w:r>
+    </w:p>
+    <w:p>
+      <w:pPr>
+        <w:jc w:val="center"/>
         <w:rPr>
           <w:b/>
           <w:bCs/>
@@ -16671,8 +17171,31 @@
           <w:szCs w:val="32"/>
           <w:u w:val="single"/>
         </w:rPr>
-        <w:t>=========================</w:t>
-      </w:r>
+      </w:pPr>
+    </w:p>
+    <w:p>
+      <w:pPr>
+        <w:jc w:val="center"/>
+        <w:rPr>
+          <w:b/>
+          <w:bCs/>
+          <w:sz w:val="32"/>
+          <w:szCs w:val="32"/>
+          <w:u w:val="single"/>
+        </w:rPr>
+      </w:pPr>
+    </w:p>
+    <w:p>
+      <w:pPr>
+        <w:jc w:val="center"/>
+        <w:rPr>
+          <w:b/>
+          <w:bCs/>
+          <w:sz w:val="32"/>
+          <w:szCs w:val="32"/>
+          <w:u w:val="single"/>
+        </w:rPr>
+      </w:pPr>
     </w:p>
     <w:p>
       <w:pPr>
@@ -16693,6 +17216,7 @@
           <w:szCs w:val="32"/>
           <w:u w:val="single"/>
         </w:rPr>
+        <w:lastRenderedPageBreak/>
         <w:t xml:space="preserve">TS </w:t>
       </w:r>
       <w:r>
@@ -16830,7 +17354,6 @@
           <w:b/>
           <w:bCs/>
         </w:rPr>
-        <w:lastRenderedPageBreak/>
         <w:t>(ignore those which are already incorporated in your book’s version and date)</w:t>
       </w:r>
     </w:p>

--- a/TS-Kramam/TS-4.3/TS 4.3 Tamil Krama Paatam Corrections.docx
+++ b/TS-Kramam/TS-4.3/TS 4.3 Tamil Krama Paatam Corrections.docx
@@ -83,7 +83,6 @@
         </w:rPr>
         <w:t xml:space="preserve">Observed till </w:t>
       </w:r>
-      <w:proofErr w:type="spellStart"/>
       <w:r>
         <w:rPr>
           <w:b/>
@@ -94,7 +93,6 @@
         </w:rPr>
         <w:t>xxxxxxx</w:t>
       </w:r>
-      <w:proofErr w:type="spellEnd"/>
     </w:p>
     <w:p>
       <w:pPr>
@@ -860,6 +858,781 @@
                 <w:sz w:val="28"/>
                 <w:szCs w:val="28"/>
                 <w:lang w:bidi="ta-IN"/>
+              </w:rPr>
+              <w:t xml:space="preserve"> |</w:t>
+            </w:r>
+          </w:p>
+        </w:tc>
+      </w:tr>
+      <w:tr>
+        <w:trPr>
+          <w:trHeight w:val="1335"/>
+        </w:trPr>
+        <w:tc>
+          <w:tcPr>
+            <w:tcW w:w="3906" w:type="dxa"/>
+            <w:tcBorders>
+              <w:top w:val="single" w:sz="4" w:space="0" w:color="000000"/>
+              <w:left w:val="single" w:sz="4" w:space="0" w:color="000000"/>
+              <w:bottom w:val="single" w:sz="4" w:space="0" w:color="000000"/>
+              <w:right w:val="single" w:sz="4" w:space="0" w:color="000000"/>
+            </w:tcBorders>
+          </w:tcPr>
+          <w:p>
+            <w:pPr>
+              <w:widowControl w:val="0"/>
+              <w:tabs>
+                <w:tab w:val="left" w:pos="993"/>
+              </w:tabs>
+              <w:autoSpaceDE w:val="0"/>
+              <w:autoSpaceDN w:val="0"/>
+              <w:adjustRightInd w:val="0"/>
+              <w:spacing w:before="0" w:line="240" w:lineRule="auto"/>
+              <w:ind w:right="297"/>
+              <w:rPr>
+                <w:rFonts w:cs="Arial"/>
+                <w:b/>
+                <w:sz w:val="28"/>
+                <w:szCs w:val="32"/>
+              </w:rPr>
+            </w:pPr>
+            <w:r>
+              <w:rPr>
+                <w:rFonts w:cs="Arial"/>
+                <w:b/>
+                <w:sz w:val="28"/>
+                <w:szCs w:val="32"/>
+              </w:rPr>
+              <w:t>T.S.4.3.</w:t>
+            </w:r>
+            <w:r>
+              <w:rPr>
+                <w:rFonts w:cs="Arial"/>
+                <w:b/>
+                <w:sz w:val="28"/>
+                <w:szCs w:val="32"/>
+              </w:rPr>
+              <w:t>10.3</w:t>
+            </w:r>
+            <w:r>
+              <w:rPr>
+                <w:rFonts w:cs="Arial"/>
+                <w:b/>
+                <w:sz w:val="28"/>
+                <w:szCs w:val="32"/>
+              </w:rPr>
+              <w:t xml:space="preserve"> – Kramam</w:t>
+            </w:r>
+          </w:p>
+          <w:p>
+            <w:pPr>
+              <w:widowControl w:val="0"/>
+              <w:tabs>
+                <w:tab w:val="left" w:pos="993"/>
+              </w:tabs>
+              <w:autoSpaceDE w:val="0"/>
+              <w:autoSpaceDN w:val="0"/>
+              <w:adjustRightInd w:val="0"/>
+              <w:spacing w:before="0" w:line="240" w:lineRule="auto"/>
+              <w:ind w:right="297"/>
+              <w:rPr>
+                <w:rFonts w:cs="Arial"/>
+                <w:b/>
+                <w:sz w:val="28"/>
+                <w:szCs w:val="32"/>
+                <w:lang w:val="en-IN"/>
+              </w:rPr>
+            </w:pPr>
+            <w:r>
+              <w:rPr>
+                <w:rFonts w:cs="Arial"/>
+                <w:b/>
+                <w:sz w:val="28"/>
+                <w:szCs w:val="32"/>
+                <w:lang w:val="en-IN"/>
+              </w:rPr>
+              <w:t>Krama Vaakyam No.– 20</w:t>
+            </w:r>
+          </w:p>
+          <w:p>
+            <w:pPr>
+              <w:widowControl w:val="0"/>
+              <w:tabs>
+                <w:tab w:val="left" w:pos="993"/>
+              </w:tabs>
+              <w:autoSpaceDE w:val="0"/>
+              <w:autoSpaceDN w:val="0"/>
+              <w:adjustRightInd w:val="0"/>
+              <w:spacing w:before="0" w:line="240" w:lineRule="auto"/>
+              <w:ind w:right="297"/>
+              <w:rPr>
+                <w:rFonts w:cs="Arial"/>
+                <w:b/>
+                <w:sz w:val="28"/>
+                <w:szCs w:val="32"/>
+                <w:lang w:val="it-IT"/>
+              </w:rPr>
+            </w:pPr>
+            <w:r>
+              <w:rPr>
+                <w:rFonts w:cs="Arial"/>
+                <w:b/>
+                <w:sz w:val="28"/>
+                <w:szCs w:val="32"/>
+                <w:lang w:val="it-IT"/>
+              </w:rPr>
+              <w:t>Panchaati No</w:t>
+            </w:r>
+            <w:r>
+              <w:rPr>
+                <w:rFonts w:cs="Arial"/>
+                <w:b/>
+                <w:szCs w:val="32"/>
+                <w:lang w:val="it-IT"/>
+              </w:rPr>
+              <w:t xml:space="preserve">. - </w:t>
+            </w:r>
+            <w:r>
+              <w:rPr>
+                <w:rFonts w:cs="Arial"/>
+                <w:b/>
+                <w:sz w:val="28"/>
+                <w:szCs w:val="32"/>
+                <w:lang w:val="it-IT"/>
+              </w:rPr>
+              <w:t>20</w:t>
+            </w:r>
+          </w:p>
+        </w:tc>
+        <w:tc>
+          <w:tcPr>
+            <w:tcW w:w="5103" w:type="dxa"/>
+            <w:tcBorders>
+              <w:top w:val="single" w:sz="4" w:space="0" w:color="000000"/>
+              <w:left w:val="single" w:sz="4" w:space="0" w:color="000000"/>
+              <w:bottom w:val="single" w:sz="4" w:space="0" w:color="000000"/>
+              <w:right w:val="single" w:sz="4" w:space="0" w:color="000000"/>
+            </w:tcBorders>
+          </w:tcPr>
+          <w:p>
+            <w:pPr>
+              <w:widowControl w:val="0"/>
+              <w:autoSpaceDE w:val="0"/>
+              <w:autoSpaceDN w:val="0"/>
+              <w:adjustRightInd w:val="0"/>
+              <w:spacing w:before="0" w:line="240" w:lineRule="auto"/>
+              <w:rPr>
+                <w:rFonts w:ascii="BRH Malayalam Extra" w:hAnsi="BRH Malayalam Extra" w:cs="BRH Malayalam Extra"/>
+                <w:color w:val="000000"/>
+                <w:sz w:val="40"/>
+                <w:szCs w:val="40"/>
+                <w:lang w:val="it-IT"/>
+              </w:rPr>
+            </w:pPr>
+            <w:r>
+              <w:rPr>
+                <w:rFonts w:ascii="Latha" w:hAnsi="Latha" w:cs="Latha"/>
+                <w:sz w:val="28"/>
+                <w:szCs w:val="28"/>
+                <w:cs/>
+                <w:lang w:bidi="ta-IN"/>
+              </w:rPr>
+              <w:t>அதி</w:t>
+            </w:r>
+            <w:r>
+              <w:rPr>
+                <w:rFonts w:ascii="BRH Tamil Tab Extra" w:hAnsi="BRH Tamil Tab Extra" w:cs="Latha"/>
+                <w:b/>
+                <w:sz w:val="36"/>
+                <w:szCs w:val="28"/>
+                <w:lang w:val="it-IT" w:bidi="ta-IN"/>
+              </w:rPr>
+              <w:t>†</w:t>
+            </w:r>
+            <w:r>
+              <w:rPr>
+                <w:rFonts w:ascii="Latha" w:hAnsi="Latha" w:cs="Latha"/>
+                <w:b/>
+                <w:bCs/>
+                <w:position w:val="-12"/>
+                <w:sz w:val="28"/>
+                <w:szCs w:val="28"/>
+                <w:cs/>
+                <w:lang w:bidi="ta-IN"/>
+              </w:rPr>
+              <w:t>4</w:t>
+            </w:r>
+            <w:r>
+              <w:rPr>
+                <w:rFonts w:ascii="Latha" w:hAnsi="Latha" w:cs="Latha"/>
+                <w:sz w:val="28"/>
+                <w:szCs w:val="28"/>
+                <w:cs/>
+                <w:lang w:bidi="ta-IN"/>
+              </w:rPr>
+              <w:t>பதி</w:t>
+            </w:r>
+            <w:r>
+              <w:rPr>
+                <w:rFonts w:ascii="BRH Tamil Tab Extra" w:hAnsi="BRH Tamil Tab Extra" w:cs="Latha"/>
+                <w:b/>
+                <w:sz w:val="36"/>
+                <w:szCs w:val="28"/>
+                <w:lang w:val="it-IT" w:bidi="ta-IN"/>
+              </w:rPr>
+              <w:t>…</w:t>
+            </w:r>
+            <w:r>
+              <w:rPr>
+                <w:rFonts w:ascii="Latha" w:hAnsi="Latha" w:cs="Latha"/>
+                <w:sz w:val="28"/>
+                <w:szCs w:val="28"/>
+                <w:cs/>
+                <w:lang w:bidi="ta-IN"/>
+              </w:rPr>
+              <w:t>ரத்யதி</w:t>
+            </w:r>
+            <w:r>
+              <w:rPr>
+                <w:rFonts w:ascii="BRH Tamil Tab Extra" w:hAnsi="BRH Tamil Tab Extra" w:cs="Latha"/>
+                <w:b/>
+                <w:sz w:val="36"/>
+                <w:szCs w:val="28"/>
+                <w:lang w:val="it-IT" w:bidi="ta-IN"/>
+              </w:rPr>
+              <w:t>†</w:t>
+            </w:r>
+            <w:r>
+              <w:rPr>
+                <w:rFonts w:ascii="Latha" w:hAnsi="Latha" w:cs="Latha"/>
+                <w:b/>
+                <w:bCs/>
+                <w:position w:val="-12"/>
+                <w:sz w:val="28"/>
+                <w:szCs w:val="28"/>
+                <w:cs/>
+                <w:lang w:bidi="ta-IN"/>
+              </w:rPr>
+              <w:t>4</w:t>
+            </w:r>
+            <w:r>
+              <w:rPr>
+                <w:rFonts w:ascii="Latha" w:hAnsi="Latha" w:cs="Latha"/>
+                <w:sz w:val="28"/>
+                <w:szCs w:val="28"/>
+                <w:lang w:val="it-IT" w:bidi="ta-IN"/>
+              </w:rPr>
+              <w:t xml:space="preserve"> - </w:t>
+            </w:r>
+            <w:r>
+              <w:rPr>
+                <w:rFonts w:ascii="Latha" w:hAnsi="Latha" w:cs="Latha"/>
+                <w:sz w:val="28"/>
+                <w:szCs w:val="28"/>
+                <w:cs/>
+                <w:lang w:bidi="ta-IN"/>
+              </w:rPr>
+              <w:t>ப</w:t>
+            </w:r>
+            <w:r>
+              <w:rPr>
+                <w:rFonts w:ascii="BRH Tamil Tab Extra" w:hAnsi="BRH Tamil Tab Extra" w:cs="Latha"/>
+                <w:b/>
+                <w:sz w:val="36"/>
+                <w:szCs w:val="28"/>
+                <w:lang w:val="it-IT" w:bidi="ta-IN"/>
+              </w:rPr>
+              <w:t>…</w:t>
+            </w:r>
+            <w:r>
+              <w:rPr>
+                <w:rFonts w:ascii="Latha" w:hAnsi="Latha" w:cs="Latha"/>
+                <w:sz w:val="28"/>
+                <w:szCs w:val="28"/>
+                <w:cs/>
+                <w:lang w:bidi="ta-IN"/>
+              </w:rPr>
+              <w:t>தி</w:t>
+            </w:r>
+            <w:r>
+              <w:rPr>
+                <w:rFonts w:ascii="BRH Tamil Tab Extra" w:hAnsi="BRH Tamil Tab Extra" w:cs="Latha"/>
+                <w:b/>
+                <w:sz w:val="36"/>
+                <w:szCs w:val="28"/>
+                <w:lang w:val="it-IT" w:bidi="ta-IN"/>
+              </w:rPr>
+              <w:t>…</w:t>
+            </w:r>
+            <w:r>
+              <w:rPr>
+                <w:rFonts w:ascii="Latha" w:hAnsi="Latha" w:cs="Latha"/>
+                <w:b/>
+                <w:bCs/>
+                <w:sz w:val="32"/>
+                <w:szCs w:val="32"/>
+                <w:cs/>
+                <w:lang w:bidi="ta-IN"/>
+              </w:rPr>
+              <w:t>:</w:t>
+            </w:r>
+            <w:r>
+              <w:rPr>
+                <w:rFonts w:ascii="Latha" w:hAnsi="Latha" w:cs="Latha"/>
+                <w:sz w:val="28"/>
+                <w:szCs w:val="28"/>
+                <w:lang w:val="it-IT" w:bidi="ta-IN"/>
+              </w:rPr>
+              <w:t xml:space="preserve"> | </w:t>
+            </w:r>
+            <w:r>
+              <w:rPr>
+                <w:rFonts w:ascii="Latha" w:hAnsi="Latha" w:cs="Latha"/>
+                <w:sz w:val="28"/>
+                <w:szCs w:val="28"/>
+                <w:cs/>
+                <w:lang w:bidi="ta-IN"/>
+              </w:rPr>
+              <w:t>ஆ</w:t>
+            </w:r>
+            <w:r>
+              <w:rPr>
+                <w:rFonts w:ascii="BRH Tamil Tab Extra" w:hAnsi="BRH Tamil Tab Extra" w:cs="Latha"/>
+                <w:b/>
+                <w:sz w:val="36"/>
+                <w:szCs w:val="28"/>
+                <w:lang w:val="it-IT" w:bidi="ta-IN"/>
+              </w:rPr>
+              <w:t>…</w:t>
+            </w:r>
+            <w:r>
+              <w:rPr>
+                <w:rFonts w:ascii="Latha" w:hAnsi="Latha" w:cs="Latha"/>
+                <w:sz w:val="28"/>
+                <w:szCs w:val="28"/>
+                <w:cs/>
+                <w:lang w:bidi="ta-IN"/>
+              </w:rPr>
+              <w:t>ஸீ</w:t>
+            </w:r>
+            <w:r>
+              <w:rPr>
+                <w:rFonts w:ascii="BRH Tamil Tab Extra" w:hAnsi="BRH Tamil Tab Extra" w:cs="Latha"/>
+                <w:b/>
+                <w:sz w:val="36"/>
+                <w:szCs w:val="28"/>
+                <w:lang w:val="it-IT" w:bidi="ta-IN"/>
+              </w:rPr>
+              <w:t>…</w:t>
+            </w:r>
+            <w:r>
+              <w:rPr>
+                <w:rFonts w:ascii="Latha" w:hAnsi="Latha" w:cs="Latha"/>
+                <w:sz w:val="28"/>
+                <w:szCs w:val="28"/>
+                <w:cs/>
+                <w:lang w:bidi="ta-IN"/>
+              </w:rPr>
+              <w:t>தே</w:t>
+            </w:r>
+            <w:r>
+              <w:rPr>
+                <w:rFonts w:ascii="Latha" w:hAnsi="Latha" w:cs="Latha"/>
+                <w:b/>
+                <w:bCs/>
+                <w:position w:val="-12"/>
+                <w:sz w:val="28"/>
+                <w:szCs w:val="28"/>
+                <w:cs/>
+                <w:lang w:bidi="ta-IN"/>
+              </w:rPr>
+              <w:t>3</w:t>
+            </w:r>
+            <w:r>
+              <w:rPr>
+                <w:rFonts w:ascii="Latha" w:hAnsi="Latha" w:cs="Latha"/>
+                <w:sz w:val="28"/>
+                <w:szCs w:val="28"/>
+                <w:cs/>
+                <w:lang w:bidi="ta-IN"/>
+              </w:rPr>
+              <w:t>க</w:t>
+            </w:r>
+            <w:r>
+              <w:rPr>
+                <w:rFonts w:ascii="BRH Tamil Tab Extra" w:hAnsi="BRH Tamil Tab Extra" w:cs="Latha"/>
+                <w:b/>
+                <w:sz w:val="36"/>
+                <w:szCs w:val="28"/>
+                <w:lang w:val="it-IT" w:bidi="ta-IN"/>
+              </w:rPr>
+              <w:t>†</w:t>
+            </w:r>
+            <w:r>
+              <w:rPr>
+                <w:rFonts w:ascii="Latha" w:hAnsi="Latha" w:cs="Latha"/>
+                <w:sz w:val="28"/>
+                <w:szCs w:val="28"/>
+                <w:cs/>
+                <w:lang w:bidi="ta-IN"/>
+              </w:rPr>
+              <w:t>த்ரி</w:t>
+            </w:r>
+            <w:r>
+              <w:rPr>
+                <w:rFonts w:ascii="BRH Devanagari Extra" w:hAnsi="BRH Devanagari Extra" w:cs="Latha"/>
+                <w:b/>
+                <w:sz w:val="36"/>
+                <w:szCs w:val="28"/>
+                <w:lang w:val="it-IT" w:bidi="ta-IN"/>
+              </w:rPr>
+              <w:t>óè</w:t>
+            </w:r>
+            <w:r>
+              <w:rPr>
+                <w:rFonts w:ascii="Latha" w:hAnsi="Latha" w:cs="Latha"/>
+                <w:sz w:val="28"/>
+                <w:szCs w:val="28"/>
+                <w:cs/>
+                <w:lang w:bidi="ta-IN"/>
+              </w:rPr>
+              <w:t>ஶதா</w:t>
+            </w:r>
+            <w:r>
+              <w:rPr>
+                <w:rFonts w:ascii="Latha" w:hAnsi="Latha" w:cs="Latha"/>
+                <w:b/>
+                <w:bCs/>
+                <w:sz w:val="32"/>
+                <w:szCs w:val="32"/>
+                <w:highlight w:val="yellow"/>
+                <w:cs/>
+                <w:lang w:bidi="ta-IN"/>
+              </w:rPr>
+              <w:t>:</w:t>
+            </w:r>
+            <w:r>
+              <w:rPr>
+                <w:rFonts w:ascii="Latha" w:hAnsi="Latha" w:cs="Latha"/>
+                <w:sz w:val="28"/>
+                <w:szCs w:val="28"/>
+                <w:lang w:val="it-IT" w:bidi="ta-IN"/>
+              </w:rPr>
+              <w:t xml:space="preserve"> |</w:t>
+            </w:r>
+          </w:p>
+        </w:tc>
+        <w:tc>
+          <w:tcPr>
+            <w:tcW w:w="5386" w:type="dxa"/>
+            <w:tcBorders>
+              <w:top w:val="single" w:sz="4" w:space="0" w:color="000000"/>
+              <w:left w:val="single" w:sz="4" w:space="0" w:color="000000"/>
+              <w:bottom w:val="single" w:sz="4" w:space="0" w:color="000000"/>
+              <w:right w:val="single" w:sz="4" w:space="0" w:color="000000"/>
+            </w:tcBorders>
+          </w:tcPr>
+          <w:p>
+            <w:pPr>
+              <w:widowControl w:val="0"/>
+              <w:autoSpaceDE w:val="0"/>
+              <w:autoSpaceDN w:val="0"/>
+              <w:adjustRightInd w:val="0"/>
+              <w:spacing w:before="0" w:line="240" w:lineRule="auto"/>
+              <w:rPr>
+                <w:rFonts w:ascii="BRH Malayalam Extra" w:hAnsi="BRH Malayalam Extra" w:cs="BRH Malayalam Extra"/>
+                <w:color w:val="000000"/>
+                <w:sz w:val="40"/>
+                <w:szCs w:val="40"/>
+                <w:lang w:val="it-IT"/>
+              </w:rPr>
+            </w:pPr>
+            <w:r>
+              <w:rPr>
+                <w:rFonts w:ascii="Latha" w:hAnsi="Latha" w:cs="Latha"/>
+                <w:sz w:val="28"/>
+                <w:szCs w:val="28"/>
+                <w:cs/>
+                <w:lang w:bidi="ta-IN"/>
+              </w:rPr>
+              <w:t>அதி</w:t>
+            </w:r>
+            <w:r>
+              <w:rPr>
+                <w:rFonts w:ascii="BRH Tamil Tab Extra" w:hAnsi="BRH Tamil Tab Extra" w:cs="Latha"/>
+                <w:b/>
+                <w:sz w:val="36"/>
+                <w:szCs w:val="28"/>
+                <w:lang w:val="it-IT" w:bidi="ta-IN"/>
+              </w:rPr>
+              <w:t>†</w:t>
+            </w:r>
+            <w:r>
+              <w:rPr>
+                <w:rFonts w:ascii="Latha" w:hAnsi="Latha" w:cs="Latha"/>
+                <w:b/>
+                <w:bCs/>
+                <w:position w:val="-12"/>
+                <w:sz w:val="28"/>
+                <w:szCs w:val="28"/>
+                <w:cs/>
+                <w:lang w:bidi="ta-IN"/>
+              </w:rPr>
+              <w:t>4</w:t>
+            </w:r>
+            <w:r>
+              <w:rPr>
+                <w:rFonts w:ascii="Latha" w:hAnsi="Latha" w:cs="Latha"/>
+                <w:sz w:val="28"/>
+                <w:szCs w:val="28"/>
+                <w:cs/>
+                <w:lang w:bidi="ta-IN"/>
+              </w:rPr>
+              <w:t>பதி</w:t>
+            </w:r>
+            <w:r>
+              <w:rPr>
+                <w:rFonts w:ascii="BRH Tamil Tab Extra" w:hAnsi="BRH Tamil Tab Extra" w:cs="Latha"/>
+                <w:b/>
+                <w:sz w:val="36"/>
+                <w:szCs w:val="28"/>
+                <w:lang w:val="it-IT" w:bidi="ta-IN"/>
+              </w:rPr>
+              <w:t>…</w:t>
+            </w:r>
+            <w:r>
+              <w:rPr>
+                <w:rFonts w:ascii="Latha" w:hAnsi="Latha" w:cs="Latha"/>
+                <w:sz w:val="28"/>
+                <w:szCs w:val="28"/>
+                <w:cs/>
+                <w:lang w:bidi="ta-IN"/>
+              </w:rPr>
+              <w:t>ரத்யதி</w:t>
+            </w:r>
+            <w:r>
+              <w:rPr>
+                <w:rFonts w:ascii="BRH Tamil Tab Extra" w:hAnsi="BRH Tamil Tab Extra" w:cs="Latha"/>
+                <w:b/>
+                <w:sz w:val="36"/>
+                <w:szCs w:val="28"/>
+                <w:lang w:val="it-IT" w:bidi="ta-IN"/>
+              </w:rPr>
+              <w:t>†</w:t>
+            </w:r>
+            <w:r>
+              <w:rPr>
+                <w:rFonts w:ascii="Latha" w:hAnsi="Latha" w:cs="Latha"/>
+                <w:b/>
+                <w:bCs/>
+                <w:position w:val="-12"/>
+                <w:sz w:val="28"/>
+                <w:szCs w:val="28"/>
+                <w:cs/>
+                <w:lang w:bidi="ta-IN"/>
+              </w:rPr>
+              <w:t>4</w:t>
+            </w:r>
+            <w:r>
+              <w:rPr>
+                <w:rFonts w:ascii="Latha" w:hAnsi="Latha" w:cs="Latha"/>
+                <w:sz w:val="28"/>
+                <w:szCs w:val="28"/>
+                <w:lang w:val="it-IT" w:bidi="ta-IN"/>
+              </w:rPr>
+              <w:t xml:space="preserve"> - </w:t>
+            </w:r>
+            <w:r>
+              <w:rPr>
+                <w:rFonts w:ascii="Latha" w:hAnsi="Latha" w:cs="Latha"/>
+                <w:sz w:val="28"/>
+                <w:szCs w:val="28"/>
+                <w:cs/>
+                <w:lang w:bidi="ta-IN"/>
+              </w:rPr>
+              <w:t>ப</w:t>
+            </w:r>
+            <w:r>
+              <w:rPr>
+                <w:rFonts w:ascii="BRH Tamil Tab Extra" w:hAnsi="BRH Tamil Tab Extra" w:cs="Latha"/>
+                <w:b/>
+                <w:sz w:val="36"/>
+                <w:szCs w:val="28"/>
+                <w:lang w:val="it-IT" w:bidi="ta-IN"/>
+              </w:rPr>
+              <w:t>…</w:t>
+            </w:r>
+            <w:r>
+              <w:rPr>
+                <w:rFonts w:ascii="Latha" w:hAnsi="Latha" w:cs="Latha"/>
+                <w:sz w:val="28"/>
+                <w:szCs w:val="28"/>
+                <w:cs/>
+                <w:lang w:bidi="ta-IN"/>
+              </w:rPr>
+              <w:t>தி</w:t>
+            </w:r>
+            <w:r>
+              <w:rPr>
+                <w:rFonts w:ascii="BRH Tamil Tab Extra" w:hAnsi="BRH Tamil Tab Extra" w:cs="Latha"/>
+                <w:b/>
+                <w:sz w:val="36"/>
+                <w:szCs w:val="28"/>
+                <w:lang w:val="it-IT" w:bidi="ta-IN"/>
+              </w:rPr>
+              <w:t>…</w:t>
+            </w:r>
+            <w:r>
+              <w:rPr>
+                <w:rFonts w:ascii="Latha" w:hAnsi="Latha" w:cs="Latha"/>
+                <w:b/>
+                <w:bCs/>
+                <w:sz w:val="32"/>
+                <w:szCs w:val="32"/>
+                <w:cs/>
+                <w:lang w:bidi="ta-IN"/>
+              </w:rPr>
+              <w:t>:</w:t>
+            </w:r>
+            <w:r>
+              <w:rPr>
+                <w:rFonts w:ascii="Latha" w:hAnsi="Latha" w:cs="Latha"/>
+                <w:sz w:val="28"/>
+                <w:szCs w:val="28"/>
+                <w:lang w:val="it-IT" w:bidi="ta-IN"/>
+              </w:rPr>
+              <w:t xml:space="preserve"> | </w:t>
+            </w:r>
+            <w:r>
+              <w:rPr>
+                <w:rFonts w:ascii="Latha" w:hAnsi="Latha" w:cs="Latha"/>
+                <w:sz w:val="28"/>
+                <w:szCs w:val="28"/>
+                <w:cs/>
+                <w:lang w:bidi="ta-IN"/>
+              </w:rPr>
+              <w:t>ஆ</w:t>
+            </w:r>
+            <w:r>
+              <w:rPr>
+                <w:rFonts w:ascii="BRH Tamil Tab Extra" w:hAnsi="BRH Tamil Tab Extra" w:cs="Latha"/>
+                <w:b/>
+                <w:sz w:val="36"/>
+                <w:szCs w:val="28"/>
+                <w:lang w:val="it-IT" w:bidi="ta-IN"/>
+              </w:rPr>
+              <w:t>…</w:t>
+            </w:r>
+            <w:r>
+              <w:rPr>
+                <w:rFonts w:ascii="Latha" w:hAnsi="Latha" w:cs="Latha"/>
+                <w:sz w:val="28"/>
+                <w:szCs w:val="28"/>
+                <w:cs/>
+                <w:lang w:bidi="ta-IN"/>
+              </w:rPr>
+              <w:t>ஸீ</w:t>
+            </w:r>
+            <w:r>
+              <w:rPr>
+                <w:rFonts w:ascii="BRH Tamil Tab Extra" w:hAnsi="BRH Tamil Tab Extra" w:cs="Latha"/>
+                <w:b/>
+                <w:sz w:val="36"/>
+                <w:szCs w:val="28"/>
+                <w:lang w:val="it-IT" w:bidi="ta-IN"/>
+              </w:rPr>
+              <w:t>…</w:t>
+            </w:r>
+            <w:r>
+              <w:rPr>
+                <w:rFonts w:ascii="Latha" w:hAnsi="Latha" w:cs="Latha"/>
+                <w:sz w:val="28"/>
+                <w:szCs w:val="28"/>
+                <w:cs/>
+                <w:lang w:bidi="ta-IN"/>
+              </w:rPr>
+              <w:t>தே</w:t>
+            </w:r>
+            <w:r>
+              <w:rPr>
+                <w:rFonts w:ascii="Latha" w:hAnsi="Latha" w:cs="Latha"/>
+                <w:b/>
+                <w:bCs/>
+                <w:position w:val="-12"/>
+                <w:sz w:val="28"/>
+                <w:szCs w:val="28"/>
+                <w:cs/>
+                <w:lang w:bidi="ta-IN"/>
+              </w:rPr>
+              <w:t>3</w:t>
+            </w:r>
+            <w:r>
+              <w:rPr>
+                <w:rFonts w:ascii="Latha" w:hAnsi="Latha" w:cs="Latha"/>
+                <w:sz w:val="28"/>
+                <w:szCs w:val="28"/>
+                <w:cs/>
+                <w:lang w:bidi="ta-IN"/>
+              </w:rPr>
+              <w:t>க</w:t>
+            </w:r>
+            <w:r>
+              <w:rPr>
+                <w:rFonts w:ascii="BRH Tamil Tab Extra" w:hAnsi="BRH Tamil Tab Extra" w:cs="Latha"/>
+                <w:b/>
+                <w:sz w:val="36"/>
+                <w:szCs w:val="28"/>
+                <w:lang w:val="it-IT" w:bidi="ta-IN"/>
+              </w:rPr>
+              <w:t>†</w:t>
+            </w:r>
+            <w:r>
+              <w:rPr>
+                <w:rFonts w:ascii="Latha" w:hAnsi="Latha" w:cs="Latha"/>
+                <w:sz w:val="28"/>
+                <w:szCs w:val="28"/>
+                <w:cs/>
+                <w:lang w:bidi="ta-IN"/>
+              </w:rPr>
+              <w:t>த்ரி</w:t>
+            </w:r>
+            <w:r>
+              <w:rPr>
+                <w:rFonts w:ascii="BRH Devanagari Extra" w:hAnsi="BRH Devanagari Extra" w:cs="Latha"/>
+                <w:b/>
+                <w:sz w:val="36"/>
+                <w:szCs w:val="28"/>
+                <w:lang w:val="it-IT" w:bidi="ta-IN"/>
+              </w:rPr>
+              <w:t>óè</w:t>
+            </w:r>
+            <w:r>
+              <w:rPr>
+                <w:rFonts w:ascii="Latha" w:hAnsi="Latha" w:cs="Latha"/>
+                <w:sz w:val="28"/>
+                <w:szCs w:val="28"/>
+                <w:cs/>
+                <w:lang w:bidi="ta-IN"/>
+              </w:rPr>
+              <w:t>ஶ</w:t>
+            </w:r>
+            <w:r>
+              <w:rPr>
+                <w:rFonts w:ascii="Latha" w:hAnsi="Latha" w:cs="Latha"/>
+                <w:sz w:val="28"/>
+                <w:szCs w:val="28"/>
+                <w:highlight w:val="green"/>
+                <w:cs/>
+                <w:lang w:bidi="ta-IN"/>
+              </w:rPr>
+              <w:t>தா</w:t>
+            </w:r>
+            <w:r>
+              <w:rPr>
+                <w:rFonts w:ascii="Latha" w:hAnsi="Latha" w:cs="Latha"/>
+                <w:sz w:val="28"/>
+                <w:szCs w:val="28"/>
+                <w:lang w:val="it-IT" w:bidi="ta-IN"/>
               </w:rPr>
               <w:t xml:space="preserve"> |</w:t>
             </w:r>
@@ -1754,6 +2527,7 @@
                 <w:sz w:val="28"/>
                 <w:szCs w:val="32"/>
               </w:rPr>
+              <w:lastRenderedPageBreak/>
               <w:t>T.S.4.3.</w:t>
             </w:r>
             <w:r>
@@ -2094,7 +2868,6 @@
               </w:rPr>
               <w:t>…</w:t>
             </w:r>
-            <w:proofErr w:type="gramStart"/>
             <w:r>
               <w:rPr>
                 <w:rFonts w:cs="Latha"/>
@@ -2137,7 +2910,6 @@
               </w:rPr>
               <w:t>ஷி</w:t>
             </w:r>
-            <w:proofErr w:type="gramEnd"/>
             <w:r>
               <w:rPr>
                 <w:rFonts w:ascii="BRH Tamil Tab Extra" w:hAnsi="BRH Tamil Tab Extra" w:cs="Arial"/>
@@ -2671,7 +3443,6 @@
                 <w:sz w:val="28"/>
                 <w:szCs w:val="32"/>
               </w:rPr>
-              <w:lastRenderedPageBreak/>
               <w:t>T.S.4.3.</w:t>
             </w:r>
             <w:r>
@@ -4652,6 +5423,7 @@
                 <w:sz w:val="28"/>
                 <w:szCs w:val="32"/>
               </w:rPr>
+              <w:lastRenderedPageBreak/>
               <w:t>T.S.</w:t>
             </w:r>
             <w:r>
@@ -5576,7 +6348,6 @@
                 <w:sz w:val="28"/>
                 <w:szCs w:val="32"/>
               </w:rPr>
-              <w:lastRenderedPageBreak/>
               <w:t>T.S.</w:t>
             </w:r>
             <w:r>
@@ -8717,6 +9488,7 @@
                 <w:sz w:val="28"/>
                 <w:szCs w:val="32"/>
               </w:rPr>
+              <w:lastRenderedPageBreak/>
               <w:t>T.S.4.3.9.2 – Kramam</w:t>
             </w:r>
           </w:p>
@@ -9761,7 +10533,6 @@
                 <w:sz w:val="28"/>
                 <w:szCs w:val="32"/>
               </w:rPr>
-              <w:lastRenderedPageBreak/>
               <w:t>T.S.4.3.10.1 – Kramam</w:t>
             </w:r>
           </w:p>
@@ -10426,23 +11197,7 @@
                 <w:b/>
                 <w:bCs/>
               </w:rPr>
-              <w:t xml:space="preserve">tead of </w:t>
-            </w:r>
-            <w:proofErr w:type="spellStart"/>
-            <w:r>
-              <w:rPr>
-                <w:b/>
-                <w:bCs/>
-              </w:rPr>
-              <w:t>avagraham</w:t>
-            </w:r>
-            <w:proofErr w:type="spellEnd"/>
-            <w:r>
-              <w:rPr>
-                <w:b/>
-                <w:bCs/>
-              </w:rPr>
-              <w:t>)</w:t>
+              <w:t>tead of avagraham)</w:t>
             </w:r>
           </w:p>
         </w:tc>
@@ -10980,23 +11735,7 @@
                 <w:b/>
                 <w:bCs/>
               </w:rPr>
-              <w:t xml:space="preserve">tead of </w:t>
-            </w:r>
-            <w:proofErr w:type="spellStart"/>
-            <w:r>
-              <w:rPr>
-                <w:b/>
-                <w:bCs/>
-              </w:rPr>
-              <w:t>avagraham</w:t>
-            </w:r>
-            <w:proofErr w:type="spellEnd"/>
-            <w:r>
-              <w:rPr>
-                <w:b/>
-                <w:bCs/>
-              </w:rPr>
-              <w:t>)</w:t>
+              <w:t>tead of avagraham)</w:t>
             </w:r>
           </w:p>
         </w:tc>
@@ -13034,6 +13773,7 @@
                 <w:sz w:val="28"/>
                 <w:szCs w:val="32"/>
               </w:rPr>
+              <w:lastRenderedPageBreak/>
               <w:t>T.S.4.3.13.1 – Kramam</w:t>
             </w:r>
           </w:p>
@@ -13959,23 +14699,7 @@
                 <w:b/>
                 <w:bCs/>
               </w:rPr>
-              <w:t xml:space="preserve">tead of </w:t>
-            </w:r>
-            <w:proofErr w:type="spellStart"/>
-            <w:r>
-              <w:rPr>
-                <w:b/>
-                <w:bCs/>
-              </w:rPr>
-              <w:t>avagraham</w:t>
-            </w:r>
-            <w:proofErr w:type="spellEnd"/>
-            <w:r>
-              <w:rPr>
-                <w:b/>
-                <w:bCs/>
-              </w:rPr>
-              <w:t>)</w:t>
+              <w:t>tead of avagraham)</w:t>
             </w:r>
           </w:p>
         </w:tc>
@@ -14013,7 +14737,6 @@
                 <w:sz w:val="28"/>
                 <w:szCs w:val="32"/>
               </w:rPr>
-              <w:lastRenderedPageBreak/>
               <w:t>T.S.4.3.13.4 – Kramam</w:t>
             </w:r>
           </w:p>
@@ -17069,16 +17792,7 @@
           <w:bCs/>
           <w:sz w:val="32"/>
         </w:rPr>
-        <w:t xml:space="preserve">replaced </w:t>
-      </w:r>
-      <w:proofErr w:type="gramStart"/>
-      <w:r>
-        <w:rPr>
-          <w:b/>
-          <w:bCs/>
-          <w:sz w:val="32"/>
-        </w:rPr>
-        <w:t>with</w:t>
+        <w:t>replaced with</w:t>
       </w:r>
       <w:r>
         <w:rPr>
@@ -17100,7 +17814,6 @@
         </w:rPr>
         <w:t>"</w:t>
       </w:r>
-      <w:proofErr w:type="gramEnd"/>
       <w:r>
         <w:rPr>
           <w:rFonts w:ascii="Latha" w:hAnsi="Latha" w:cs="Latha"/>
@@ -17216,7 +17929,6 @@
           <w:szCs w:val="32"/>
           <w:u w:val="single"/>
         </w:rPr>
-        <w:lastRenderedPageBreak/>
         <w:t xml:space="preserve">TS </w:t>
       </w:r>
       <w:r>
